--- a/doc/Sample_Request_Form_Detailed.docx
+++ b/doc/Sample_Request_Form_Detailed.docx
@@ -1,6 +1,6 @@
 
 <file path=word/document.xml><?xml version="1.0" encoding="utf-8"?>
-<w:document xmlns:wpc="http://schemas.microsoft.com/office/word/2010/wordprocessingCanvas" xmlns:cx="http://schemas.microsoft.com/office/drawing/2014/chartex" xmlns:cx1="http://schemas.microsoft.com/office/drawing/2015/9/8/chartex" xmlns:cx2="http://schemas.microsoft.com/office/drawing/2015/10/21/chartex" xmlns:cx3="http://schemas.microsoft.com/office/drawing/2016/5/9/chartex" xmlns:cx4="http://schemas.microsoft.com/office/drawing/2016/5/10/chartex" xmlns:cx5="http://schemas.microsoft.com/office/drawing/2016/5/11/chartex" xmlns:cx6="http://schemas.microsoft.com/office/drawing/2016/5/12/chartex" xmlns:cx7="http://schemas.microsoft.com/office/drawing/2016/5/13/chartex" xmlns:cx8="http://schemas.microsoft.com/office/drawing/2016/5/14/chartex" xmlns:mc="http://schemas.openxmlformats.org/markup-compatibility/2006" xmlns:aink="http://schemas.microsoft.com/office/drawing/2016/ink" xmlns:am3d="http://schemas.microsoft.com/office/drawing/2017/model3d" xmlns:o="urn:schemas-microsoft-com:office:office" xmlns:oel="http://schemas.microsoft.com/office/2019/extlst" xmlns:r="http://schemas.openxmlformats.org/officeDocument/2006/relationships" xmlns:m="http://schemas.openxmlformats.org/officeDocument/2006/math" xmlns:v="urn:schemas-microsoft-com:vml" xmlns:wp14="http://schemas.microsoft.com/office/word/2010/wordprocessingDrawing" xmlns:wp="http://schemas.openxmlformats.org/drawingml/2006/wordprocessingDrawing" xmlns:w10="urn:schemas-microsoft-com:office:word" xmlns:w="http://schemas.openxmlformats.org/wordprocessingml/2006/main" xmlns:w14="http://schemas.microsoft.com/office/word/2010/wordml" xmlns:w15="http://schemas.microsoft.com/office/word/2012/wordml" xmlns:w16cei="http://schemas.microsoft.com/office/word/2026/wordml/cei" xmlns:w16cex="http://schemas.microsoft.com/office/word/2018/wordml/cex" xmlns:w16cid="http://schemas.microsoft.com/office/word/2016/wordml/cid" xmlns:w16="http://schemas.microsoft.com/office/word/2018/wordml" xmlns:w16du="http://schemas.microsoft.com/office/word/2023/wordml/word16du" xmlns:w16sdtdh="http://schemas.microsoft.com/office/word/2020/wordml/sdtdatahash" xmlns:w16sdtfl="http://schemas.microsoft.com/office/word/2024/wordml/sdtformatlock" xmlns:w16se="http://schemas.microsoft.com/office/word/2015/wordml/symex" xmlns:wpg="http://schemas.microsoft.com/office/word/2010/wordprocessingGroup" xmlns:wpi="http://schemas.microsoft.com/office/word/2010/wordprocessingInk" xmlns:wne="http://schemas.microsoft.com/office/word/2006/wordml" xmlns:wps="http://schemas.microsoft.com/office/word/2010/wordprocessingShape" mc:Ignorable="w14 w15 w16se w16cid w16 w16cex w16sdtdh w16sdtfl w16du wp14">
+<w:document xmlns:wpc="http://schemas.microsoft.com/office/word/2010/wordprocessingCanvas" xmlns:cx="http://schemas.microsoft.com/office/drawing/2014/chartex" xmlns:cx1="http://schemas.microsoft.com/office/drawing/2015/9/8/chartex" xmlns:cx2="http://schemas.microsoft.com/office/drawing/2015/10/21/chartex" xmlns:cx3="http://schemas.microsoft.com/office/drawing/2016/5/9/chartex" xmlns:cx4="http://schemas.microsoft.com/office/drawing/2016/5/10/chartex" xmlns:cx5="http://schemas.microsoft.com/office/drawing/2016/5/11/chartex" xmlns:cx6="http://schemas.microsoft.com/office/drawing/2016/5/12/chartex" xmlns:cx7="http://schemas.microsoft.com/office/drawing/2016/5/13/chartex" xmlns:cx8="http://schemas.microsoft.com/office/drawing/2016/5/14/chartex" xmlns:mc="http://schemas.openxmlformats.org/markup-compatibility/2006" xmlns:aink="http://schemas.microsoft.com/office/drawing/2016/ink" xmlns:am3d="http://schemas.microsoft.com/office/drawing/2017/model3d" xmlns:o="urn:schemas-microsoft-com:office:office" xmlns:oel="http://schemas.microsoft.com/office/2019/extlst" xmlns:r="http://schemas.openxmlformats.org/officeDocument/2006/relationships" xmlns:m="http://schemas.openxmlformats.org/officeDocument/2006/math" xmlns:v="urn:schemas-microsoft-com:vml" xmlns:wp14="http://schemas.microsoft.com/office/word/2010/wordprocessingDrawing" xmlns:wp="http://schemas.openxmlformats.org/drawingml/2006/wordprocessingDrawing" xmlns:w10="urn:schemas-microsoft-com:office:word" xmlns:w="http://schemas.openxmlformats.org/wordprocessingml/2006/main" xmlns:w14="http://schemas.microsoft.com/office/word/2010/wordml" xmlns:w15="http://schemas.microsoft.com/office/word/2012/wordml" xmlns:w16cex="http://schemas.microsoft.com/office/word/2018/wordml/cex" xmlns:w16cid="http://schemas.microsoft.com/office/word/2016/wordml/cid" xmlns:w16="http://schemas.microsoft.com/office/word/2018/wordml" xmlns:w16du="http://schemas.microsoft.com/office/word/2023/wordml/word16du" xmlns:w16sdtdh="http://schemas.microsoft.com/office/word/2020/wordml/sdtdatahash" xmlns:w16sdtfl="http://schemas.microsoft.com/office/word/2024/wordml/sdtformatlock" xmlns:w16se="http://schemas.microsoft.com/office/word/2015/wordml/symex" xmlns:wpg="http://schemas.microsoft.com/office/word/2010/wordprocessingGroup" xmlns:wpi="http://schemas.microsoft.com/office/word/2010/wordprocessingInk" xmlns:wne="http://schemas.microsoft.com/office/word/2006/wordml" xmlns:wps="http://schemas.microsoft.com/office/word/2010/wordprocessingShape" mc:Ignorable="w14 w15 w16se w16cid w16 w16cex w16sdtdh w16sdtfl w16du wp14">
   <w:body>
     <w:tbl>
       <w:tblPr>
@@ -24,12 +24,6 @@
         <w:gridCol w:w="4547"/>
       </w:tblGrid>
       <w:tr>
-        <w:tblPrEx>
-          <w:tblCellMar>
-            <w:top w:w="0" w:type="dxa"/>
-            <w:bottom w:w="0" w:type="dxa"/>
-          </w:tblCellMar>
-        </w:tblPrEx>
         <w:tc>
           <w:tcPr>
             <w:tcW w:w="2900" w:type="pct"/>
@@ -137,55 +131,7 @@
                 <w:sz w:val="18"/>
                 <w:szCs w:val="18"/>
               </w:rPr>
-              <w:t>地址</w:t>
-            </w:r>
-            <w:r>
-              <w:rPr>
-                <w:color w:val="475569"/>
-                <w:sz w:val="18"/>
-                <w:szCs w:val="18"/>
-              </w:rPr>
-              <w:t xml:space="preserve">: 40661 </w:t>
-            </w:r>
-            <w:r>
-              <w:rPr>
-                <w:color w:val="475569"/>
-                <w:sz w:val="18"/>
-                <w:szCs w:val="18"/>
-              </w:rPr>
-              <w:t>台中市北屯區廍子巷</w:t>
-            </w:r>
-            <w:r>
-              <w:rPr>
-                <w:color w:val="475569"/>
-                <w:sz w:val="18"/>
-                <w:szCs w:val="18"/>
-              </w:rPr>
-              <w:t>116</w:t>
-            </w:r>
-            <w:r>
-              <w:rPr>
-                <w:color w:val="475569"/>
-                <w:sz w:val="18"/>
-                <w:szCs w:val="18"/>
-              </w:rPr>
-              <w:t>號</w:t>
-            </w:r>
-            <w:r>
-              <w:rPr>
-                <w:color w:val="475569"/>
-                <w:sz w:val="18"/>
-                <w:szCs w:val="18"/>
-              </w:rPr>
-              <w:t>1</w:t>
-            </w:r>
-            <w:r>
-              <w:rPr>
-                <w:color w:val="475569"/>
-                <w:sz w:val="18"/>
-                <w:szCs w:val="18"/>
-              </w:rPr>
-              <w:t>樓</w:t>
+              <w:t>地址: 40661 台中市北屯區廍子巷116號1樓</w:t>
             </w:r>
           </w:p>
         </w:tc>
@@ -216,17 +162,7 @@
           <w:sz w:val="24"/>
           <w:szCs w:val="24"/>
         </w:rPr>
-        <w:t xml:space="preserve">A. </w:t>
-      </w:r>
-      <w:r>
-        <w:rPr>
-          <w:b/>
-          <w:bCs/>
-          <w:color w:val="0F2C59"/>
-          <w:sz w:val="24"/>
-          <w:szCs w:val="24"/>
-        </w:rPr>
-        <w:t>基本聯絡資訊</w:t>
+        <w:t>A. 基本聯絡資訊</w:t>
       </w:r>
       <w:r>
         <w:rPr>
@@ -259,12 +195,6 @@
         <w:gridCol w:w="3245"/>
       </w:tblGrid>
       <w:tr>
-        <w:tblPrEx>
-          <w:tblCellMar>
-            <w:top w:w="0" w:type="dxa"/>
-            <w:bottom w:w="0" w:type="dxa"/>
-          </w:tblCellMar>
-        </w:tblPrEx>
         <w:tc>
           <w:tcPr>
             <w:tcW w:w="1000" w:type="pct"/>
@@ -284,16 +214,7 @@
                 <w:sz w:val="22"/>
                 <w:szCs w:val="22"/>
               </w:rPr>
-              <w:t>公司名稱</w:t>
-            </w:r>
-            <w:r>
-              <w:rPr>
-                <w:b/>
-                <w:bCs/>
-                <w:sz w:val="22"/>
-                <w:szCs w:val="22"/>
-              </w:rPr>
-              <w:t xml:space="preserve"> </w:t>
+              <w:t xml:space="preserve">公司名稱 </w:t>
             </w:r>
           </w:p>
         </w:tc>
@@ -304,10 +225,18 @@
           <w:p>
             <w:pPr>
               <w:rPr>
-                <w:sz w:val="22"/>
-                <w:szCs w:val="22"/>
-              </w:rPr>
-            </w:pPr>
+                <w:sz w:val="24"/>
+                <w:szCs w:val="32"/>
+              </w:rPr>
+            </w:pPr>
+            <w:r>
+              <w:rPr>
+                <w:rFonts w:ascii="新細明體" w:eastAsia="新細明體" w:hAnsi="新細明體" w:hint="eastAsia"/>
+                <w:sz w:val="24"/>
+                <w:szCs w:val="32"/>
+              </w:rPr>
+              <w:t>台灣立邦塗料股份有限公司</w:t>
+            </w:r>
           </w:p>
         </w:tc>
         <w:tc>
@@ -344,16 +273,18 @@
                 <w:szCs w:val="22"/>
               </w:rPr>
             </w:pPr>
+            <w:r>
+              <w:rPr>
+                <w:rFonts w:ascii="細明體" w:eastAsia="細明體" w:hAnsi="細明體" w:hint="eastAsia"/>
+                <w:sz w:val="24"/>
+                <w:szCs w:val="32"/>
+              </w:rPr>
+              <w:t>蒯德榮/經理</w:t>
+            </w:r>
           </w:p>
         </w:tc>
       </w:tr>
       <w:tr>
-        <w:tblPrEx>
-          <w:tblCellMar>
-            <w:top w:w="0" w:type="dxa"/>
-            <w:bottom w:w="0" w:type="dxa"/>
-          </w:tblCellMar>
-        </w:tblPrEx>
         <w:tc>
           <w:tcPr>
             <w:tcW w:w="0" w:type="auto"/>
@@ -388,6 +319,14 @@
                 <w:szCs w:val="22"/>
               </w:rPr>
             </w:pPr>
+            <w:r>
+              <w:rPr>
+                <w:rFonts w:ascii="新細明體" w:eastAsia="新細明體" w:hAnsi="新細明體" w:cs="Times New Roman"/>
+                <w:sz w:val="24"/>
+                <w:szCs w:val="24"/>
+              </w:rPr>
+              <w:t>cleaven_kuai@nipponpaint.com.tw</w:t>
+            </w:r>
           </w:p>
         </w:tc>
         <w:tc>
@@ -409,58 +348,39 @@
                 <w:sz w:val="22"/>
                 <w:szCs w:val="22"/>
               </w:rPr>
-              <w:t>聯絡電話</w:t>
-            </w:r>
-            <w:r>
-              <w:rPr>
-                <w:b/>
-                <w:bCs/>
-                <w:sz w:val="22"/>
-                <w:szCs w:val="22"/>
-              </w:rPr>
-              <w:t xml:space="preserve"> / </w:t>
-            </w:r>
-            <w:r>
-              <w:rPr>
-                <w:b/>
-                <w:bCs/>
-                <w:sz w:val="22"/>
-                <w:szCs w:val="22"/>
-              </w:rPr>
-              <w:t>手機</w:t>
-            </w:r>
-            <w:r>
-              <w:rPr>
-                <w:b/>
-                <w:bCs/>
-                <w:sz w:val="22"/>
-                <w:szCs w:val="22"/>
-              </w:rPr>
-              <w:t xml:space="preserve"> </w:t>
-            </w:r>
-          </w:p>
-        </w:tc>
-        <w:tc>
-          <w:tcPr>
-            <w:tcW w:w="0" w:type="auto"/>
-          </w:tcPr>
-          <w:p>
-            <w:pPr>
-              <w:rPr>
-                <w:sz w:val="22"/>
-                <w:szCs w:val="22"/>
-              </w:rPr>
-            </w:pPr>
+              <w:t xml:space="preserve">聯絡電話 / 手機 </w:t>
+            </w:r>
+          </w:p>
+        </w:tc>
+        <w:tc>
+          <w:tcPr>
+            <w:tcW w:w="0" w:type="auto"/>
+          </w:tcPr>
+          <w:p>
+            <w:pPr>
+              <w:rPr>
+                <w:sz w:val="22"/>
+                <w:szCs w:val="22"/>
+              </w:rPr>
+            </w:pPr>
+            <w:r>
+              <w:rPr>
+                <w:rFonts w:ascii="細明體" w:eastAsia="細明體" w:hAnsi="細明體" w:hint="eastAsia"/>
+                <w:szCs w:val="24"/>
+              </w:rPr>
+              <w:t>03-4529529#405</w:t>
+            </w:r>
+            <w:r>
+              <w:rPr>
+                <w:rFonts w:ascii="新細明體" w:eastAsia="新細明體" w:hAnsi="新細明體" w:hint="eastAsia"/>
+                <w:szCs w:val="24"/>
+              </w:rPr>
+              <w:t xml:space="preserve">  </w:t>
+            </w:r>
           </w:p>
         </w:tc>
       </w:tr>
       <w:tr>
-        <w:tblPrEx>
-          <w:tblCellMar>
-            <w:top w:w="0" w:type="dxa"/>
-            <w:bottom w:w="0" w:type="dxa"/>
-          </w:tblCellMar>
-        </w:tblPrEx>
         <w:tc>
           <w:tcPr>
             <w:tcW w:w="0" w:type="auto"/>
@@ -496,16 +416,18 @@
                 <w:szCs w:val="22"/>
               </w:rPr>
             </w:pPr>
+            <w:r>
+              <w:rPr>
+                <w:rFonts w:ascii="新細明體" w:eastAsia="新細明體" w:hAnsi="新細明體" w:cs="Times New Roman"/>
+                <w:sz w:val="24"/>
+                <w:szCs w:val="24"/>
+              </w:rPr>
+              <w:t>03-4529555</w:t>
+            </w:r>
           </w:p>
         </w:tc>
       </w:tr>
       <w:tr>
-        <w:tblPrEx>
-          <w:tblCellMar>
-            <w:top w:w="0" w:type="dxa"/>
-            <w:bottom w:w="0" w:type="dxa"/>
-          </w:tblCellMar>
-        </w:tblPrEx>
         <w:tc>
           <w:tcPr>
             <w:tcW w:w="0" w:type="auto"/>
@@ -525,16 +447,7 @@
                 <w:sz w:val="22"/>
                 <w:szCs w:val="22"/>
               </w:rPr>
-              <w:t>寄送地址</w:t>
-            </w:r>
-            <w:r>
-              <w:rPr>
-                <w:b/>
-                <w:bCs/>
-                <w:sz w:val="22"/>
-                <w:szCs w:val="22"/>
-              </w:rPr>
-              <w:t xml:space="preserve"> </w:t>
+              <w:t xml:space="preserve">寄送地址 </w:t>
             </w:r>
           </w:p>
         </w:tc>
@@ -542,15 +455,23 @@
           <w:tcPr>
             <w:tcW w:w="0" w:type="auto"/>
             <w:gridSpan w:val="3"/>
-          </w:tcPr>
-          <w:p>
-            <w:pPr>
-              <w:rPr>
-                <w:rFonts w:hint="eastAsia"/>
-                <w:sz w:val="22"/>
-                <w:szCs w:val="22"/>
-              </w:rPr>
-            </w:pPr>
+            <w:vAlign w:val="center"/>
+          </w:tcPr>
+          <w:p>
+            <w:pPr>
+              <w:rPr>
+                <w:sz w:val="22"/>
+                <w:szCs w:val="22"/>
+              </w:rPr>
+            </w:pPr>
+            <w:r>
+              <w:rPr>
+                <w:rFonts w:ascii="新細明體" w:eastAsia="新細明體" w:hAnsi="新細明體" w:cs="Times New Roman" w:hint="eastAsia"/>
+                <w:sz w:val="24"/>
+                <w:szCs w:val="24"/>
+              </w:rPr>
+              <w:t>桃園市中壢區東園路24號</w:t>
+            </w:r>
           </w:p>
         </w:tc>
       </w:tr>
@@ -571,17 +492,7 @@
           <w:sz w:val="24"/>
           <w:szCs w:val="24"/>
         </w:rPr>
-        <w:t xml:space="preserve">B. </w:t>
-      </w:r>
-      <w:r>
-        <w:rPr>
-          <w:b/>
-          <w:bCs/>
-          <w:color w:val="0F2C59"/>
-          <w:sz w:val="24"/>
-          <w:szCs w:val="24"/>
-        </w:rPr>
-        <w:t>應用需求</w:t>
+        <w:t>B. 應用需求</w:t>
       </w:r>
     </w:p>
     <w:tbl>
@@ -606,12 +517,6 @@
         <w:gridCol w:w="8653"/>
       </w:tblGrid>
       <w:tr>
-        <w:tblPrEx>
-          <w:tblCellMar>
-            <w:top w:w="0" w:type="dxa"/>
-            <w:bottom w:w="0" w:type="dxa"/>
-          </w:tblCellMar>
-        </w:tblPrEx>
         <w:tc>
           <w:tcPr>
             <w:tcW w:w="1000" w:type="pct"/>
@@ -629,14 +534,7 @@
                 <w:b/>
                 <w:bCs/>
               </w:rPr>
-              <w:t>應用領域</w:t>
-            </w:r>
-            <w:r>
-              <w:rPr>
-                <w:b/>
-                <w:bCs/>
-              </w:rPr>
-              <w:t xml:space="preserve"> </w:t>
+              <w:t xml:space="preserve">應用領域 </w:t>
             </w:r>
           </w:p>
           <w:p>
@@ -661,104 +559,23 @@
           </w:tcPr>
           <w:p>
             <w:r>
-              <w:t>☐</w:t>
-            </w:r>
-            <w:r>
-              <w:t xml:space="preserve"> PTFE</w:t>
-            </w:r>
-            <w:r>
-              <w:t>取代</w:t>
-            </w:r>
-            <w:r>
-              <w:t xml:space="preserve">   ☐ </w:t>
-            </w:r>
-            <w:r>
-              <w:t>粉體塗料</w:t>
-            </w:r>
-            <w:r>
-              <w:t xml:space="preserve">   ☐ </w:t>
-            </w:r>
-            <w:r>
-              <w:t>一般工業塗料</w:t>
-            </w:r>
-            <w:r>
-              <w:t xml:space="preserve">   ☐ </w:t>
-            </w:r>
-            <w:r>
-              <w:t>卷鋼塗料</w:t>
-            </w:r>
-            <w:r>
-              <w:t xml:space="preserve">   ☐ </w:t>
-            </w:r>
-            <w:r>
-              <w:t>罐頭塗料</w:t>
-            </w:r>
-            <w:r>
-              <w:t xml:space="preserve">   ☐ </w:t>
-            </w:r>
-            <w:r>
-              <w:t>螺絲塗料</w:t>
-            </w:r>
-            <w:r>
-              <w:t xml:space="preserve"> </w:t>
-            </w:r>
-          </w:p>
-          <w:p>
-            <w:pPr>
-              <w:rPr>
-                <w:sz w:val="22"/>
-                <w:szCs w:val="22"/>
-              </w:rPr>
-            </w:pPr>
-            <w:r>
-              <w:t>☐</w:t>
-            </w:r>
-            <w:r>
-              <w:t xml:space="preserve"> </w:t>
-            </w:r>
-            <w:r>
-              <w:t>貨櫃塗料</w:t>
-            </w:r>
-            <w:r>
-              <w:t xml:space="preserve">   ☐ </w:t>
-            </w:r>
-            <w:r>
-              <w:t>一般油墨</w:t>
-            </w:r>
-            <w:r>
-              <w:t xml:space="preserve">   ☐ UV</w:t>
-            </w:r>
-            <w:r>
-              <w:t>油墨</w:t>
-            </w:r>
-            <w:r>
-              <w:t xml:space="preserve">   ☐ </w:t>
-            </w:r>
-            <w:r>
-              <w:t>地板塗料</w:t>
-            </w:r>
-            <w:r>
-              <w:t xml:space="preserve">   ☐ </w:t>
-            </w:r>
-            <w:r>
-              <w:t>木器漆</w:t>
-            </w:r>
-            <w:r>
-              <w:t xml:space="preserve">   ☐ </w:t>
-            </w:r>
-            <w:r>
-              <w:t>皮革塗料</w:t>
+              <w:t xml:space="preserve">☐ PTFE取代   ☐ 粉體塗料   ☐ 一般工業塗料   ☐ 卷鋼塗料   ☐ 罐頭塗料   ☐ 螺絲塗料 </w:t>
+            </w:r>
+          </w:p>
+          <w:p>
+            <w:pPr>
+              <w:rPr>
+                <w:sz w:val="22"/>
+                <w:szCs w:val="22"/>
+              </w:rPr>
+            </w:pPr>
+            <w:r>
+              <w:t>☐ 貨櫃塗料   ☐ 一般油墨   ☐ UV油墨   ☐ 地板塗料   ☐ 木器漆   ☐ 皮革塗料</w:t>
             </w:r>
           </w:p>
         </w:tc>
       </w:tr>
       <w:tr>
-        <w:tblPrEx>
-          <w:tblCellMar>
-            <w:top w:w="0" w:type="dxa"/>
-            <w:bottom w:w="0" w:type="dxa"/>
-          </w:tblCellMar>
-        </w:tblPrEx>
         <w:tc>
           <w:tcPr>
             <w:tcW w:w="0" w:type="auto"/>
@@ -776,28 +593,7 @@
                 <w:b/>
                 <w:bCs/>
               </w:rPr>
-              <w:t>產品</w:t>
-            </w:r>
-            <w:r>
-              <w:rPr>
-                <w:b/>
-                <w:bCs/>
-              </w:rPr>
-              <w:t xml:space="preserve"> / </w:t>
-            </w:r>
-            <w:r>
-              <w:rPr>
-                <w:b/>
-                <w:bCs/>
-              </w:rPr>
-              <w:t>功能需求</w:t>
-            </w:r>
-            <w:r>
-              <w:rPr>
-                <w:b/>
-                <w:bCs/>
-              </w:rPr>
-              <w:t xml:space="preserve"> </w:t>
+              <w:t xml:space="preserve">產品 / 功能需求 </w:t>
             </w:r>
           </w:p>
           <w:p>
@@ -828,105 +624,12 @@
               </w:rPr>
             </w:pPr>
             <w:r>
-              <w:t>☐</w:t>
-            </w:r>
-            <w:r>
-              <w:t xml:space="preserve"> </w:t>
-            </w:r>
-            <w:r>
-              <w:t>密著改善</w:t>
-            </w:r>
-            <w:r>
-              <w:t xml:space="preserve">   ☐ </w:t>
-            </w:r>
-            <w:r>
-              <w:t>分散</w:t>
-            </w:r>
-            <w:r>
-              <w:t xml:space="preserve">   ☐ PTFE</w:t>
-            </w:r>
-            <w:r>
-              <w:t>取代</w:t>
-            </w:r>
-            <w:r>
-              <w:t xml:space="preserve">   ☐ </w:t>
-            </w:r>
-            <w:r>
-              <w:t>耐刮</w:t>
-            </w:r>
-            <w:r>
-              <w:t xml:space="preserve">   ☐ </w:t>
-            </w:r>
-            <w:r>
-              <w:t>耐磨</w:t>
-            </w:r>
-            <w:r>
-              <w:t xml:space="preserve">   ☐ </w:t>
-            </w:r>
-            <w:r>
-              <w:t>耐拋光</w:t>
-            </w:r>
-            <w:r>
-              <w:t xml:space="preserve"> </w:t>
-            </w:r>
-            <w:r>
-              <w:t>☐</w:t>
-            </w:r>
-            <w:r>
-              <w:t xml:space="preserve"> </w:t>
-            </w:r>
-            <w:r>
-              <w:t>耐摩擦</w:t>
-            </w:r>
-            <w:r>
-              <w:t xml:space="preserve">   ☐ </w:t>
-            </w:r>
-            <w:r>
-              <w:t>滑爽</w:t>
-            </w:r>
-            <w:r>
-              <w:t xml:space="preserve">   ☐ </w:t>
-            </w:r>
-            <w:r>
-              <w:t>防滑</w:t>
-            </w:r>
-            <w:r>
-              <w:t xml:space="preserve">   ☐ </w:t>
-            </w:r>
-            <w:r>
-              <w:t>消光</w:t>
-            </w:r>
-            <w:r>
-              <w:t xml:space="preserve">   ☐ </w:t>
-            </w:r>
-            <w:r>
-              <w:t>柔感</w:t>
-            </w:r>
-            <w:r>
-              <w:t xml:space="preserve">   ☐ </w:t>
-            </w:r>
-            <w:r>
-              <w:t>織紋</w:t>
-            </w:r>
-            <w:r>
-              <w:t xml:space="preserve"> </w:t>
-            </w:r>
-            <w:r>
-              <w:t>其他功能：</w:t>
-            </w:r>
-            <w:r>
-              <w:t>_________________________________________________________________________</w:t>
+              <w:t>☐ 密著改善   ☐ 分散   ☐ PTFE取代   ☐ 耐刮   ☐ 耐磨   ☐ 耐拋光 ☐ 耐摩擦   ☐ 滑爽   ☐ 防滑   ☐ 消光   ☐ 柔感   ☐ 織紋 其他功能：_________________________________________________________________________</w:t>
             </w:r>
           </w:p>
         </w:tc>
       </w:tr>
       <w:tr>
-        <w:tblPrEx>
-          <w:tblCellMar>
-            <w:top w:w="0" w:type="dxa"/>
-            <w:bottom w:w="0" w:type="dxa"/>
-          </w:tblCellMar>
-        </w:tblPrEx>
         <w:tc>
           <w:tcPr>
             <w:tcW w:w="0" w:type="auto"/>
@@ -935,81 +638,37 @@
           <w:p>
             <w:pPr>
               <w:rPr>
-                <w:rFonts w:hint="eastAsia"/>
-                <w:sz w:val="22"/>
-                <w:szCs w:val="22"/>
-              </w:rPr>
-            </w:pPr>
-            <w:r>
-              <w:rPr>
-                <w:b/>
-                <w:bCs/>
-              </w:rPr>
-              <w:t>系</w:t>
-            </w:r>
-            <w:r>
-              <w:rPr>
-                <w:b/>
-                <w:bCs/>
-              </w:rPr>
-              <w:t>統</w:t>
-            </w:r>
-          </w:p>
-        </w:tc>
-        <w:tc>
-          <w:tcPr>
-            <w:tcW w:w="0" w:type="auto"/>
-          </w:tcPr>
-          <w:p>
-            <w:pPr>
-              <w:rPr>
-                <w:sz w:val="22"/>
-                <w:szCs w:val="22"/>
-              </w:rPr>
-            </w:pPr>
-            <w:r>
-              <w:t>☐</w:t>
-            </w:r>
-            <w:r>
-              <w:t xml:space="preserve"> </w:t>
-            </w:r>
-            <w:r>
-              <w:t>水性</w:t>
-            </w:r>
-            <w:r>
-              <w:t xml:space="preserve">   ☐ </w:t>
-            </w:r>
-            <w:r>
-              <w:t>醇溶性</w:t>
-            </w:r>
-            <w:r>
-              <w:t xml:space="preserve">   ☐ </w:t>
-            </w:r>
-            <w:r>
-              <w:t>油性</w:t>
-            </w:r>
-            <w:r>
-              <w:t>(</w:t>
-            </w:r>
-            <w:r>
-              <w:t>溶劑型</w:t>
-            </w:r>
-            <w:r>
-              <w:t>)   ☐ UV</w:t>
-            </w:r>
-            <w:r>
-              <w:t>硬化</w:t>
+                <w:sz w:val="22"/>
+                <w:szCs w:val="22"/>
+              </w:rPr>
+            </w:pPr>
+            <w:r>
+              <w:rPr>
+                <w:b/>
+                <w:bCs/>
+              </w:rPr>
+              <w:t>系統</w:t>
+            </w:r>
+          </w:p>
+        </w:tc>
+        <w:tc>
+          <w:tcPr>
+            <w:tcW w:w="0" w:type="auto"/>
+          </w:tcPr>
+          <w:p>
+            <w:pPr>
+              <w:rPr>
+                <w:sz w:val="22"/>
+                <w:szCs w:val="22"/>
+              </w:rPr>
+            </w:pPr>
+            <w:r>
+              <w:t>☐ 水性   ☐ 醇溶性   ☐ 油性(溶劑型)   ☐ UV硬化</w:t>
             </w:r>
           </w:p>
         </w:tc>
       </w:tr>
       <w:tr>
-        <w:tblPrEx>
-          <w:tblCellMar>
-            <w:top w:w="0" w:type="dxa"/>
-            <w:bottom w:w="0" w:type="dxa"/>
-          </w:tblCellMar>
-        </w:tblPrEx>
         <w:tc>
           <w:tcPr>
             <w:tcW w:w="0" w:type="auto"/>
@@ -1027,73 +686,23 @@
                 <w:b/>
                 <w:bCs/>
               </w:rPr>
-              <w:t>組份</w:t>
-            </w:r>
-            <w:r>
-              <w:rPr>
-                <w:b/>
-                <w:bCs/>
-              </w:rPr>
-              <w:t xml:space="preserve"> / </w:t>
-            </w:r>
-            <w:r>
-              <w:rPr>
-                <w:b/>
-                <w:bCs/>
-              </w:rPr>
-              <w:t>外觀</w:t>
-            </w:r>
-          </w:p>
-        </w:tc>
-        <w:tc>
-          <w:tcPr>
-            <w:tcW w:w="0" w:type="auto"/>
-          </w:tcPr>
-          <w:p>
-            <w:pPr>
-              <w:rPr>
-                <w:sz w:val="22"/>
-                <w:szCs w:val="22"/>
-              </w:rPr>
-            </w:pPr>
-            <w:r>
-              <w:t>組份：</w:t>
-            </w:r>
-            <w:r>
-              <w:t>☐</w:t>
-            </w:r>
-            <w:r>
-              <w:t xml:space="preserve"> </w:t>
-            </w:r>
-            <w:r>
-              <w:t>單組份</w:t>
-            </w:r>
-            <w:r>
-              <w:t xml:space="preserve">   ☐ </w:t>
-            </w:r>
-            <w:r>
-              <w:t>雙組份</w:t>
-            </w:r>
-            <w:r>
-              <w:t xml:space="preserve">      |      </w:t>
-            </w:r>
-            <w:r>
-              <w:t>外觀：</w:t>
-            </w:r>
-            <w:r>
-              <w:t>☐</w:t>
-            </w:r>
-            <w:r>
-              <w:t xml:space="preserve"> </w:t>
-            </w:r>
-            <w:r>
-              <w:t>透明</w:t>
-            </w:r>
-            <w:r>
-              <w:t xml:space="preserve">   ☐ </w:t>
-            </w:r>
-            <w:r>
-              <w:t>有顏色</w:t>
+              <w:t>組份 / 外觀</w:t>
+            </w:r>
+          </w:p>
+        </w:tc>
+        <w:tc>
+          <w:tcPr>
+            <w:tcW w:w="0" w:type="auto"/>
+          </w:tcPr>
+          <w:p>
+            <w:pPr>
+              <w:rPr>
+                <w:sz w:val="22"/>
+                <w:szCs w:val="22"/>
+              </w:rPr>
+            </w:pPr>
+            <w:r>
+              <w:t>組份：☐ 單組份   ☐ 雙組份      |      外觀：☐ 透明   ☐ 有顏色</w:t>
             </w:r>
           </w:p>
         </w:tc>
@@ -1115,17 +724,7 @@
           <w:sz w:val="24"/>
           <w:szCs w:val="24"/>
         </w:rPr>
-        <w:t xml:space="preserve">C. </w:t>
-      </w:r>
-      <w:r>
-        <w:rPr>
-          <w:b/>
-          <w:bCs/>
-          <w:color w:val="0F2C59"/>
-          <w:sz w:val="24"/>
-          <w:szCs w:val="24"/>
-        </w:rPr>
-        <w:t>基本資訊與規格</w:t>
+        <w:t>C. 基本資訊與規格</w:t>
       </w:r>
     </w:p>
     <w:tbl>
@@ -1150,12 +749,6 @@
         <w:gridCol w:w="8653"/>
       </w:tblGrid>
       <w:tr>
-        <w:tblPrEx>
-          <w:tblCellMar>
-            <w:top w:w="0" w:type="dxa"/>
-            <w:bottom w:w="0" w:type="dxa"/>
-          </w:tblCellMar>
-        </w:tblPrEx>
         <w:tc>
           <w:tcPr>
             <w:tcW w:w="1000" w:type="pct"/>
@@ -1189,147 +782,12 @@
               </w:rPr>
             </w:pPr>
             <w:r>
-              <w:t>塑膠：</w:t>
-            </w:r>
-            <w:r>
-              <w:t>☐</w:t>
-            </w:r>
-            <w:r>
-              <w:t xml:space="preserve"> PVC  ☐ ABS  ☐ PC  ☐ PET  ☐ PP  ☐ EPDM  ☐ </w:t>
-            </w:r>
-            <w:r>
-              <w:t>尼龍</w:t>
-            </w:r>
-            <w:r>
-              <w:t xml:space="preserve">  ☐ EVA  ☐ </w:t>
-            </w:r>
-            <w:r>
-              <w:t>橡膠</w:t>
-            </w:r>
-            <w:r>
-              <w:t xml:space="preserve">  ☐ </w:t>
-            </w:r>
-            <w:r>
-              <w:t>薄膜</w:t>
-            </w:r>
-            <w:r>
-              <w:t xml:space="preserve">  ☐ PMMA</w:t>
-            </w:r>
-            <w:r>
-              <w:t>板材</w:t>
-            </w:r>
-            <w:r>
-              <w:t xml:space="preserve"> </w:t>
-            </w:r>
-            <w:r>
-              <w:t>金屬：</w:t>
-            </w:r>
-            <w:r>
-              <w:t>☐</w:t>
-            </w:r>
-            <w:r>
-              <w:t xml:space="preserve"> </w:t>
-            </w:r>
-            <w:r>
-              <w:t>鐵</w:t>
-            </w:r>
-            <w:r>
-              <w:t xml:space="preserve">  ☐ </w:t>
-            </w:r>
-            <w:r>
-              <w:t>不鏽鋼</w:t>
-            </w:r>
-            <w:r>
-              <w:t xml:space="preserve">  ☐ </w:t>
-            </w:r>
-            <w:r>
-              <w:t>鋁合金</w:t>
-            </w:r>
-            <w:r>
-              <w:t xml:space="preserve">  ☐ </w:t>
-            </w:r>
-            <w:r>
-              <w:t>鍍鋅鋼板</w:t>
-            </w:r>
-            <w:r>
-              <w:t xml:space="preserve"> </w:t>
-            </w:r>
-            <w:r>
-              <w:t>皮革紡織：</w:t>
-            </w:r>
-            <w:r>
-              <w:t>☐</w:t>
-            </w:r>
-            <w:r>
-              <w:t xml:space="preserve"> </w:t>
-            </w:r>
-            <w:r>
-              <w:t>真皮</w:t>
-            </w:r>
-            <w:r>
-              <w:t xml:space="preserve">  ☐ PU</w:t>
-            </w:r>
-            <w:r>
-              <w:t>合成皮</w:t>
-            </w:r>
-            <w:r>
-              <w:t xml:space="preserve">  ☐ PV</w:t>
-            </w:r>
-            <w:r>
-              <w:t>合成皮</w:t>
-            </w:r>
-            <w:r>
-              <w:t xml:space="preserve">  ☐ </w:t>
-            </w:r>
-            <w:r>
-              <w:t>紡織品</w:t>
-            </w:r>
-            <w:r>
-              <w:t xml:space="preserve"> </w:t>
-            </w:r>
-            <w:r>
-              <w:t>其它：</w:t>
-            </w:r>
-            <w:r>
-              <w:t>☐</w:t>
-            </w:r>
-            <w:r>
-              <w:t xml:space="preserve"> </w:t>
-            </w:r>
-            <w:r>
-              <w:t>木頭</w:t>
-            </w:r>
-            <w:r>
-              <w:t xml:space="preserve">  ☐ </w:t>
-            </w:r>
-            <w:r>
-              <w:t>玻璃</w:t>
-            </w:r>
-            <w:r>
-              <w:t xml:space="preserve">  ☐ </w:t>
-            </w:r>
-            <w:r>
-              <w:t>石材</w:t>
-            </w:r>
-            <w:r>
-              <w:t xml:space="preserve">    </w:t>
-            </w:r>
-            <w:r>
-              <w:t>其他材質描述：</w:t>
-            </w:r>
-            <w:r>
-              <w:t>_____________________________________</w:t>
+              <w:t>塑膠：☐ PVC  ☐ ABS  ☐ PC  ☐ PET  ☐ PP  ☐ EPDM  ☐ 尼龍  ☐ EVA  ☐ 橡膠  ☐ 薄膜  ☐ PMMA板材 金屬：☐ 鐵  ☐ 不鏽鋼  ☐ 鋁合金  ☐ 鍍鋅鋼板 皮革紡織：☐ 真皮  ☐ PU合成皮  ☐ PV合成皮  ☐ 紡織品 其它：☐ 木頭  ☐ 玻璃  ☐ 石材    其他材質描述：_____________________________________</w:t>
             </w:r>
           </w:p>
         </w:tc>
       </w:tr>
       <w:tr>
-        <w:tblPrEx>
-          <w:tblCellMar>
-            <w:top w:w="0" w:type="dxa"/>
-            <w:bottom w:w="0" w:type="dxa"/>
-          </w:tblCellMar>
-        </w:tblPrEx>
         <w:tc>
           <w:tcPr>
             <w:tcW w:w="0" w:type="auto"/>
@@ -1363,39 +821,12 @@
               </w:rPr>
             </w:pPr>
             <w:r>
-              <w:t>乾膜厚：</w:t>
-            </w:r>
-            <w:r>
-              <w:t xml:space="preserve">________ µm       ☐ </w:t>
-            </w:r>
-            <w:r>
-              <w:t>不烘烤（風乾）</w:t>
-            </w:r>
-            <w:r>
-              <w:t xml:space="preserve">       </w:t>
-            </w:r>
-            <w:r>
-              <w:t>烘烤溫度：</w:t>
-            </w:r>
-            <w:r>
-              <w:t xml:space="preserve">________ ℃       </w:t>
-            </w:r>
-            <w:r>
-              <w:t>時間：</w:t>
-            </w:r>
-            <w:r>
-              <w:t>________ min</w:t>
+              <w:t>乾膜厚：________ µm       ☐ 不烘烤（風乾）       烘烤溫度：________ ℃       時間：________ min</w:t>
             </w:r>
           </w:p>
         </w:tc>
       </w:tr>
       <w:tr>
-        <w:tblPrEx>
-          <w:tblCellMar>
-            <w:top w:w="0" w:type="dxa"/>
-            <w:bottom w:w="0" w:type="dxa"/>
-          </w:tblCellMar>
-        </w:tblPrEx>
         <w:tc>
           <w:tcPr>
             <w:tcW w:w="0" w:type="auto"/>
@@ -1413,14 +844,7 @@
                 <w:b/>
                 <w:bCs/>
               </w:rPr>
-              <w:t>樹脂系統</w:t>
-            </w:r>
-            <w:r>
-              <w:rPr>
-                <w:b/>
-                <w:bCs/>
-              </w:rPr>
-              <w:t xml:space="preserve"> </w:t>
+              <w:t xml:space="preserve">樹脂系統 </w:t>
             </w:r>
           </w:p>
           <w:p>
@@ -1445,98 +869,23 @@
           </w:tcPr>
           <w:p>
             <w:r>
-              <w:t>☐</w:t>
-            </w:r>
-            <w:r>
-              <w:t xml:space="preserve"> PU   ☐ </w:t>
-            </w:r>
-            <w:r>
-              <w:t>壓克力</w:t>
-            </w:r>
-            <w:r>
-              <w:t xml:space="preserve">   ☐ UV</w:t>
-            </w:r>
-            <w:r>
-              <w:t>壓克力</w:t>
-            </w:r>
-            <w:r>
-              <w:t xml:space="preserve">   ☐ </w:t>
-            </w:r>
-            <w:r>
-              <w:t>環氧</w:t>
-            </w:r>
-            <w:r>
-              <w:t xml:space="preserve">   ☐ </w:t>
-            </w:r>
-            <w:r>
-              <w:t>胺基美耐敏</w:t>
-            </w:r>
-            <w:r>
-              <w:t xml:space="preserve">   ☐ </w:t>
-            </w:r>
-            <w:r>
-              <w:t>醇酸</w:t>
-            </w:r>
-            <w:r>
-              <w:t xml:space="preserve">   ☐ NC</w:t>
-            </w:r>
-            <w:r>
-              <w:t>硝化棉</w:t>
-            </w:r>
-            <w:r>
-              <w:t xml:space="preserve"> </w:t>
-            </w:r>
-          </w:p>
-          <w:p>
-            <w:pPr>
-              <w:rPr>
-                <w:sz w:val="22"/>
-                <w:szCs w:val="22"/>
-              </w:rPr>
-            </w:pPr>
-            <w:r>
-              <w:t>☐</w:t>
-            </w:r>
-            <w:r>
-              <w:t xml:space="preserve"> UPE</w:t>
-            </w:r>
-            <w:r>
-              <w:t>不飽和聚酯</w:t>
-            </w:r>
-            <w:r>
-              <w:t xml:space="preserve">   ☐ </w:t>
-            </w:r>
-            <w:r>
-              <w:t>聚酯</w:t>
-            </w:r>
-            <w:r>
-              <w:t xml:space="preserve">   ☐ </w:t>
-            </w:r>
-            <w:r>
-              <w:t>氟碳</w:t>
-            </w:r>
-            <w:r>
-              <w:t xml:space="preserve">   ☐ </w:t>
-            </w:r>
-            <w:r>
-              <w:t>矽利康</w:t>
-            </w:r>
-            <w:r>
-              <w:t xml:space="preserve">   ☐ </w:t>
-            </w:r>
-            <w:r>
-              <w:t>無機奈米</w:t>
+              <w:t xml:space="preserve">☐ PU   ☐ 壓克力   ☐ UV壓克力   ☐ 環氧   ☐ 胺基美耐敏   ☐ 醇酸   ☐ NC硝化棉 </w:t>
+            </w:r>
+          </w:p>
+          <w:p>
+            <w:pPr>
+              <w:rPr>
+                <w:sz w:val="22"/>
+                <w:szCs w:val="22"/>
+              </w:rPr>
+            </w:pPr>
+            <w:r>
+              <w:t>☐ UPE不飽和聚酯   ☐ 聚酯   ☐ 氟碳   ☐ 矽利康   ☐ 無機奈米</w:t>
             </w:r>
           </w:p>
         </w:tc>
       </w:tr>
       <w:tr>
-        <w:tblPrEx>
-          <w:tblCellMar>
-            <w:top w:w="0" w:type="dxa"/>
-            <w:bottom w:w="0" w:type="dxa"/>
-          </w:tblCellMar>
-        </w:tblPrEx>
         <w:tc>
           <w:tcPr>
             <w:tcW w:w="0" w:type="auto"/>
@@ -1554,14 +903,7 @@
                 <w:b/>
                 <w:bCs/>
               </w:rPr>
-              <w:t>其他資訊</w:t>
-            </w:r>
-            <w:r>
-              <w:rPr>
-                <w:b/>
-                <w:bCs/>
-              </w:rPr>
-              <w:t xml:space="preserve"> </w:t>
+              <w:t xml:space="preserve">其他資訊 </w:t>
             </w:r>
           </w:p>
           <w:p>
@@ -1602,50 +944,94 @@
                 <w:sz w:val="18"/>
                 <w:szCs w:val="18"/>
               </w:rPr>
-              <w:t>（例如：八大重金屬、</w:t>
-            </w:r>
+              <w:t>（例如：八大重金屬、EN-71、RoHS...）</w:t>
+            </w:r>
+          </w:p>
+        </w:tc>
+      </w:tr>
+      <w:tr>
+        <w:tc>
+          <w:tcPr>
+            <w:tcW w:w="0" w:type="auto"/>
+            <w:shd w:val="clear" w:color="auto" w:fill="F1F5F9"/>
+          </w:tcPr>
+          <w:p>
+            <w:pPr>
+              <w:rPr>
+                <w:sz w:val="22"/>
+                <w:szCs w:val="22"/>
+              </w:rPr>
+            </w:pPr>
+            <w:r>
+              <w:rPr>
+                <w:b/>
+                <w:bCs/>
+              </w:rPr>
+              <w:t>索樣產品</w:t>
+            </w:r>
+          </w:p>
+        </w:tc>
+        <w:tc>
+          <w:tcPr>
+            <w:tcW w:w="0" w:type="auto"/>
+          </w:tcPr>
+          <w:p>
+            <w:pPr>
+              <w:rPr>
+                <w:rFonts w:hint="eastAsia"/>
+              </w:rPr>
+            </w:pPr>
+            <w:proofErr w:type="spellStart"/>
+            <w:r>
+              <w:rPr>
+                <w:rFonts w:hint="eastAsia"/>
+              </w:rPr>
+              <w:t>Superslip</w:t>
+            </w:r>
+            <w:proofErr w:type="spellEnd"/>
+            <w:r>
+              <w:rPr>
+                <w:rFonts w:hint="eastAsia"/>
+              </w:rPr>
+              <w:t xml:space="preserve"> 6515AL 75g、</w:t>
+            </w:r>
+            <w:proofErr w:type="spellStart"/>
+            <w:r>
+              <w:t>P</w:t>
+            </w:r>
+            <w:r>
+              <w:rPr>
+                <w:rFonts w:hint="eastAsia"/>
+              </w:rPr>
+              <w:t>olyGlide</w:t>
+            </w:r>
+            <w:proofErr w:type="spellEnd"/>
+            <w:r>
+              <w:rPr>
+                <w:rFonts w:hint="eastAsia"/>
+              </w:rPr>
+              <w:t xml:space="preserve"> 1226XF 75g</w:t>
+            </w:r>
+          </w:p>
+          <w:p>
+            <w:pPr>
+              <w:rPr>
+                <w:sz w:val="22"/>
+                <w:szCs w:val="22"/>
+              </w:rPr>
+            </w:pPr>
             <w:r>
               <w:rPr>
                 <w:color w:val="475569"/>
                 <w:sz w:val="18"/>
                 <w:szCs w:val="18"/>
               </w:rPr>
-              <w:t>EN-71</w:t>
-            </w:r>
-            <w:r>
-              <w:rPr>
-                <w:color w:val="475569"/>
-                <w:sz w:val="18"/>
-                <w:szCs w:val="18"/>
-              </w:rPr>
-              <w:t>、</w:t>
-            </w:r>
-            <w:r>
-              <w:rPr>
-                <w:color w:val="475569"/>
-                <w:sz w:val="18"/>
-                <w:szCs w:val="18"/>
-              </w:rPr>
-              <w:t>RoHS...</w:t>
-            </w:r>
-            <w:r>
-              <w:rPr>
-                <w:color w:val="475569"/>
-                <w:sz w:val="18"/>
-                <w:szCs w:val="18"/>
-              </w:rPr>
-              <w:t>）</w:t>
+              <w:t>（請填寫預計索取的產品名稱與數量）</w:t>
             </w:r>
           </w:p>
         </w:tc>
       </w:tr>
       <w:tr>
-        <w:tblPrEx>
-          <w:tblCellMar>
-            <w:top w:w="0" w:type="dxa"/>
-            <w:bottom w:w="0" w:type="dxa"/>
-          </w:tblCellMar>
-        </w:tblPrEx>
         <w:tc>
           <w:tcPr>
             <w:tcW w:w="0" w:type="auto"/>
@@ -1663,61 +1049,6 @@
                 <w:b/>
                 <w:bCs/>
               </w:rPr>
-              <w:t>索樣產品</w:t>
-            </w:r>
-          </w:p>
-        </w:tc>
-        <w:tc>
-          <w:tcPr>
-            <w:tcW w:w="0" w:type="auto"/>
-          </w:tcPr>
-          <w:p>
-            <w:r>
-              <w:t xml:space="preserve">__________________________________________________________________________________ </w:t>
-            </w:r>
-          </w:p>
-          <w:p>
-            <w:pPr>
-              <w:rPr>
-                <w:sz w:val="22"/>
-                <w:szCs w:val="22"/>
-              </w:rPr>
-            </w:pPr>
-            <w:r>
-              <w:rPr>
-                <w:color w:val="475569"/>
-                <w:sz w:val="18"/>
-                <w:szCs w:val="18"/>
-              </w:rPr>
-              <w:t>（請填寫預計索取的產品名稱與數量）</w:t>
-            </w:r>
-          </w:p>
-        </w:tc>
-      </w:tr>
-      <w:tr>
-        <w:tblPrEx>
-          <w:tblCellMar>
-            <w:top w:w="0" w:type="dxa"/>
-            <w:bottom w:w="0" w:type="dxa"/>
-          </w:tblCellMar>
-        </w:tblPrEx>
-        <w:tc>
-          <w:tcPr>
-            <w:tcW w:w="0" w:type="auto"/>
-            <w:shd w:val="clear" w:color="auto" w:fill="F1F5F9"/>
-          </w:tcPr>
-          <w:p>
-            <w:pPr>
-              <w:rPr>
-                <w:sz w:val="22"/>
-                <w:szCs w:val="22"/>
-              </w:rPr>
-            </w:pPr>
-            <w:r>
-              <w:rPr>
-                <w:b/>
-                <w:bCs/>
-              </w:rPr>
               <w:t>需求文件</w:t>
             </w:r>
           </w:p>
@@ -1734,46 +1065,7 @@
               </w:rPr>
             </w:pPr>
             <w:r>
-              <w:t xml:space="preserve">TDS </w:t>
-            </w:r>
-            <w:r>
-              <w:t>產品說明書：</w:t>
-            </w:r>
-            <w:r>
-              <w:t>☐</w:t>
-            </w:r>
-            <w:r>
-              <w:t xml:space="preserve"> </w:t>
-            </w:r>
-            <w:r>
-              <w:t>中文</w:t>
-            </w:r>
-            <w:r>
-              <w:t xml:space="preserve">   ☐ </w:t>
-            </w:r>
-            <w:r>
-              <w:t>英文</w:t>
-            </w:r>
-            <w:r>
-              <w:t xml:space="preserve">      |      SDS </w:t>
-            </w:r>
-            <w:r>
-              <w:t>安全資料表：</w:t>
-            </w:r>
-            <w:r>
-              <w:t>☐</w:t>
-            </w:r>
-            <w:r>
-              <w:t xml:space="preserve"> </w:t>
-            </w:r>
-            <w:r>
-              <w:t>中文</w:t>
-            </w:r>
-            <w:r>
-              <w:t xml:space="preserve">   ☐ </w:t>
-            </w:r>
-            <w:r>
-              <w:t>英文</w:t>
+              <w:t>TDS 產品說明書：☐ 中文   ☐ 英文      |      SDS 安全資料表：☐ 中文   ☐ 英文</w:t>
             </w:r>
           </w:p>
         </w:tc>
@@ -1795,17 +1087,7 @@
           <w:sz w:val="24"/>
           <w:szCs w:val="24"/>
         </w:rPr>
-        <w:t xml:space="preserve">D &amp; E. </w:t>
-      </w:r>
-      <w:r>
-        <w:rPr>
-          <w:b/>
-          <w:bCs/>
-          <w:color w:val="0F2C59"/>
-          <w:sz w:val="24"/>
-          <w:szCs w:val="24"/>
-        </w:rPr>
-        <w:t>曾測試紀錄與備註</w:t>
+        <w:t>D &amp; E. 曾測試紀錄與備註</w:t>
       </w:r>
     </w:p>
     <w:tbl>
@@ -1830,12 +1112,6 @@
         <w:gridCol w:w="8653"/>
       </w:tblGrid>
       <w:tr>
-        <w:tblPrEx>
-          <w:tblCellMar>
-            <w:top w:w="0" w:type="dxa"/>
-            <w:bottom w:w="0" w:type="dxa"/>
-          </w:tblCellMar>
-        </w:tblPrEx>
         <w:tc>
           <w:tcPr>
             <w:tcW w:w="1000" w:type="pct"/>
@@ -1853,14 +1129,7 @@
                 <w:b/>
                 <w:bCs/>
               </w:rPr>
-              <w:t xml:space="preserve">D. </w:t>
-            </w:r>
-            <w:r>
-              <w:rPr>
-                <w:b/>
-                <w:bCs/>
-              </w:rPr>
-              <w:t>曾試過的相關樣品</w:t>
+              <w:t>D. 曾試過的相關樣品</w:t>
             </w:r>
           </w:p>
         </w:tc>
@@ -1876,21 +1145,12 @@
               </w:rPr>
             </w:pPr>
             <w:r>
-              <w:t>請填寫曾經試用過的樣品名稱、編號或評估結果：</w:t>
-            </w:r>
-            <w:r>
-              <w:t xml:space="preserve">  __________________________________________________________________________________</w:t>
+              <w:t>請填寫曾經試用過的樣品名稱、編號或評估結果：  __________________________________________________________________________________</w:t>
             </w:r>
           </w:p>
         </w:tc>
       </w:tr>
       <w:tr>
-        <w:tblPrEx>
-          <w:tblCellMar>
-            <w:top w:w="0" w:type="dxa"/>
-            <w:bottom w:w="0" w:type="dxa"/>
-          </w:tblCellMar>
-        </w:tblPrEx>
         <w:tc>
           <w:tcPr>
             <w:tcW w:w="0" w:type="auto"/>
@@ -1908,47 +1168,23 @@
                 <w:b/>
                 <w:bCs/>
               </w:rPr>
-              <w:t xml:space="preserve">E. </w:t>
-            </w:r>
-            <w:r>
-              <w:rPr>
-                <w:b/>
-                <w:bCs/>
-              </w:rPr>
-              <w:t>備註</w:t>
-            </w:r>
-            <w:r>
-              <w:rPr>
-                <w:b/>
-                <w:bCs/>
-              </w:rPr>
-              <w:t xml:space="preserve"> / </w:t>
-            </w:r>
-            <w:r>
-              <w:rPr>
-                <w:b/>
-                <w:bCs/>
-              </w:rPr>
-              <w:t>其他說明</w:t>
-            </w:r>
-          </w:p>
-        </w:tc>
-        <w:tc>
-          <w:tcPr>
-            <w:tcW w:w="0" w:type="auto"/>
-          </w:tcPr>
-          <w:p>
-            <w:pPr>
-              <w:rPr>
-                <w:sz w:val="22"/>
-                <w:szCs w:val="22"/>
-              </w:rPr>
-            </w:pPr>
-            <w:r>
-              <w:t>請輸入其他補充說明事項：</w:t>
-            </w:r>
-            <w:r>
-              <w:t xml:space="preserve">  __________________________________________________________________________________</w:t>
+              <w:t>E. 備註 / 其他說明</w:t>
+            </w:r>
+          </w:p>
+        </w:tc>
+        <w:tc>
+          <w:tcPr>
+            <w:tcW w:w="0" w:type="auto"/>
+          </w:tcPr>
+          <w:p>
+            <w:pPr>
+              <w:rPr>
+                <w:sz w:val="22"/>
+                <w:szCs w:val="22"/>
+              </w:rPr>
+            </w:pPr>
+            <w:r>
+              <w:t>請輸入其他補充說明事項：  __________________________________________________________________________________</w:t>
             </w:r>
           </w:p>
         </w:tc>
@@ -1968,15 +1204,7 @@
           <w:sz w:val="18"/>
           <w:szCs w:val="18"/>
         </w:rPr>
-        <w:t xml:space="preserve">※ </w:t>
-      </w:r>
-      <w:r>
-        <w:rPr>
-          <w:color w:val="475569"/>
-          <w:sz w:val="18"/>
-          <w:szCs w:val="18"/>
-        </w:rPr>
-        <w:t>本調查表內所含之個人資料將受我司嚴格保護，並僅作為公司業務聯繫使用。</w:t>
+        <w:t>※ 本調查表內所含之個人資料將受我司嚴格保護，並僅作為公司業務聯繫使用。</w:t>
       </w:r>
     </w:p>
     <w:p>
@@ -1992,14 +1220,7 @@
           <w:b/>
           <w:bCs/>
         </w:rPr>
-        <w:t>習慣傳真作業？填妥後請傳真至</w:t>
-      </w:r>
-      <w:r>
-        <w:rPr>
-          <w:b/>
-          <w:bCs/>
-        </w:rPr>
-        <w:t xml:space="preserve"> </w:t>
+        <w:t xml:space="preserve">填妥後請傳真至 </w:t>
       </w:r>
       <w:r>
         <w:rPr>
@@ -2014,35 +1235,7 @@
           <w:b/>
           <w:bCs/>
         </w:rPr>
-        <w:t xml:space="preserve"> </w:t>
-      </w:r>
-      <w:r>
-        <w:rPr>
-          <w:b/>
-          <w:bCs/>
-        </w:rPr>
-        <w:t>或</w:t>
-      </w:r>
-      <w:r>
-        <w:rPr>
-          <w:b/>
-          <w:bCs/>
-        </w:rPr>
-        <w:t xml:space="preserve"> E-mail </w:t>
-      </w:r>
-      <w:r>
-        <w:rPr>
-          <w:b/>
-          <w:bCs/>
-        </w:rPr>
-        <w:t>至</w:t>
-      </w:r>
-      <w:r>
-        <w:rPr>
-          <w:b/>
-          <w:bCs/>
-        </w:rPr>
-        <w:t xml:space="preserve"> </w:t>
+        <w:t xml:space="preserve"> 或 E-mail 至 </w:t>
       </w:r>
       <w:r>
         <w:rPr>
@@ -2067,7 +1260,7 @@
 </file>
 
 <file path=word/endnotes.xml><?xml version="1.0" encoding="utf-8"?>
-<w:endnotes xmlns:wpc="http://schemas.microsoft.com/office/word/2010/wordprocessingCanvas" xmlns:cx="http://schemas.microsoft.com/office/drawing/2014/chartex" xmlns:cx1="http://schemas.microsoft.com/office/drawing/2015/9/8/chartex" xmlns:cx2="http://schemas.microsoft.com/office/drawing/2015/10/21/chartex" xmlns:cx3="http://schemas.microsoft.com/office/drawing/2016/5/9/chartex" xmlns:cx4="http://schemas.microsoft.com/office/drawing/2016/5/10/chartex" xmlns:cx5="http://schemas.microsoft.com/office/drawing/2016/5/11/chartex" xmlns:cx6="http://schemas.microsoft.com/office/drawing/2016/5/12/chartex" xmlns:cx7="http://schemas.microsoft.com/office/drawing/2016/5/13/chartex" xmlns:cx8="http://schemas.microsoft.com/office/drawing/2016/5/14/chartex" xmlns:mc="http://schemas.openxmlformats.org/markup-compatibility/2006" xmlns:aink="http://schemas.microsoft.com/office/drawing/2016/ink" xmlns:am3d="http://schemas.microsoft.com/office/drawing/2017/model3d" xmlns:o="urn:schemas-microsoft-com:office:office" xmlns:oel="http://schemas.microsoft.com/office/2019/extlst" xmlns:r="http://schemas.openxmlformats.org/officeDocument/2006/relationships" xmlns:m="http://schemas.openxmlformats.org/officeDocument/2006/math" xmlns:v="urn:schemas-microsoft-com:vml" xmlns:wp14="http://schemas.microsoft.com/office/word/2010/wordprocessingDrawing" xmlns:wp="http://schemas.openxmlformats.org/drawingml/2006/wordprocessingDrawing" xmlns:w10="urn:schemas-microsoft-com:office:word" xmlns:w="http://schemas.openxmlformats.org/wordprocessingml/2006/main" xmlns:w14="http://schemas.microsoft.com/office/word/2010/wordml" xmlns:w15="http://schemas.microsoft.com/office/word/2012/wordml" xmlns:w16cei="http://schemas.microsoft.com/office/word/2026/wordml/cei" xmlns:w16cex="http://schemas.microsoft.com/office/word/2018/wordml/cex" xmlns:w16cid="http://schemas.microsoft.com/office/word/2016/wordml/cid" xmlns:w16="http://schemas.microsoft.com/office/word/2018/wordml" xmlns:w16du="http://schemas.microsoft.com/office/word/2023/wordml/word16du" xmlns:w16sdtdh="http://schemas.microsoft.com/office/word/2020/wordml/sdtdatahash" xmlns:w16sdtfl="http://schemas.microsoft.com/office/word/2024/wordml/sdtformatlock" xmlns:w16se="http://schemas.microsoft.com/office/word/2015/wordml/symex" xmlns:wpg="http://schemas.microsoft.com/office/word/2010/wordprocessingGroup" xmlns:wpi="http://schemas.microsoft.com/office/word/2010/wordprocessingInk" xmlns:wne="http://schemas.microsoft.com/office/word/2006/wordml" xmlns:wps="http://schemas.microsoft.com/office/word/2010/wordprocessingShape" mc:Ignorable="w14 w15 w16se w16cid w16 w16cex w16sdtdh w16sdtfl w16du wp14">
+<w:endnotes xmlns:wpc="http://schemas.microsoft.com/office/word/2010/wordprocessingCanvas" xmlns:cx="http://schemas.microsoft.com/office/drawing/2014/chartex" xmlns:cx1="http://schemas.microsoft.com/office/drawing/2015/9/8/chartex" xmlns:cx2="http://schemas.microsoft.com/office/drawing/2015/10/21/chartex" xmlns:cx3="http://schemas.microsoft.com/office/drawing/2016/5/9/chartex" xmlns:cx4="http://schemas.microsoft.com/office/drawing/2016/5/10/chartex" xmlns:cx5="http://schemas.microsoft.com/office/drawing/2016/5/11/chartex" xmlns:cx6="http://schemas.microsoft.com/office/drawing/2016/5/12/chartex" xmlns:cx7="http://schemas.microsoft.com/office/drawing/2016/5/13/chartex" xmlns:cx8="http://schemas.microsoft.com/office/drawing/2016/5/14/chartex" xmlns:mc="http://schemas.openxmlformats.org/markup-compatibility/2006" xmlns:aink="http://schemas.microsoft.com/office/drawing/2016/ink" xmlns:am3d="http://schemas.microsoft.com/office/drawing/2017/model3d" xmlns:o="urn:schemas-microsoft-com:office:office" xmlns:oel="http://schemas.microsoft.com/office/2019/extlst" xmlns:r="http://schemas.openxmlformats.org/officeDocument/2006/relationships" xmlns:m="http://schemas.openxmlformats.org/officeDocument/2006/math" xmlns:v="urn:schemas-microsoft-com:vml" xmlns:wp14="http://schemas.microsoft.com/office/word/2010/wordprocessingDrawing" xmlns:wp="http://schemas.openxmlformats.org/drawingml/2006/wordprocessingDrawing" xmlns:w10="urn:schemas-microsoft-com:office:word" xmlns:w="http://schemas.openxmlformats.org/wordprocessingml/2006/main" xmlns:w14="http://schemas.microsoft.com/office/word/2010/wordml" xmlns:w15="http://schemas.microsoft.com/office/word/2012/wordml" xmlns:w16cex="http://schemas.microsoft.com/office/word/2018/wordml/cex" xmlns:w16cid="http://schemas.microsoft.com/office/word/2016/wordml/cid" xmlns:w16="http://schemas.microsoft.com/office/word/2018/wordml" xmlns:w16du="http://schemas.microsoft.com/office/word/2023/wordml/word16du" xmlns:w16sdtdh="http://schemas.microsoft.com/office/word/2020/wordml/sdtdatahash" xmlns:w16sdtfl="http://schemas.microsoft.com/office/word/2024/wordml/sdtformatlock" xmlns:w16se="http://schemas.microsoft.com/office/word/2015/wordml/symex" xmlns:wpg="http://schemas.microsoft.com/office/word/2010/wordprocessingGroup" xmlns:wpi="http://schemas.microsoft.com/office/word/2010/wordprocessingInk" xmlns:wne="http://schemas.microsoft.com/office/word/2006/wordml" xmlns:wps="http://schemas.microsoft.com/office/word/2010/wordprocessingShape" mc:Ignorable="w14 w15 w16se w16cid w16 w16cex w16sdtdh w16sdtfl w16du wp14">
   <w:endnote w:type="separator" w:id="-1">
     <w:p>
       <w:r>
@@ -2086,7 +1279,7 @@
 </file>
 
 <file path=word/footnotes.xml><?xml version="1.0" encoding="utf-8"?>
-<w:footnotes xmlns:wpc="http://schemas.microsoft.com/office/word/2010/wordprocessingCanvas" xmlns:cx="http://schemas.microsoft.com/office/drawing/2014/chartex" xmlns:cx1="http://schemas.microsoft.com/office/drawing/2015/9/8/chartex" xmlns:cx2="http://schemas.microsoft.com/office/drawing/2015/10/21/chartex" xmlns:cx3="http://schemas.microsoft.com/office/drawing/2016/5/9/chartex" xmlns:cx4="http://schemas.microsoft.com/office/drawing/2016/5/10/chartex" xmlns:cx5="http://schemas.microsoft.com/office/drawing/2016/5/11/chartex" xmlns:cx6="http://schemas.microsoft.com/office/drawing/2016/5/12/chartex" xmlns:cx7="http://schemas.microsoft.com/office/drawing/2016/5/13/chartex" xmlns:cx8="http://schemas.microsoft.com/office/drawing/2016/5/14/chartex" xmlns:mc="http://schemas.openxmlformats.org/markup-compatibility/2006" xmlns:aink="http://schemas.microsoft.com/office/drawing/2016/ink" xmlns:am3d="http://schemas.microsoft.com/office/drawing/2017/model3d" xmlns:o="urn:schemas-microsoft-com:office:office" xmlns:oel="http://schemas.microsoft.com/office/2019/extlst" xmlns:r="http://schemas.openxmlformats.org/officeDocument/2006/relationships" xmlns:m="http://schemas.openxmlformats.org/officeDocument/2006/math" xmlns:v="urn:schemas-microsoft-com:vml" xmlns:wp14="http://schemas.microsoft.com/office/word/2010/wordprocessingDrawing" xmlns:wp="http://schemas.openxmlformats.org/drawingml/2006/wordprocessingDrawing" xmlns:w10="urn:schemas-microsoft-com:office:word" xmlns:w="http://schemas.openxmlformats.org/wordprocessingml/2006/main" xmlns:w14="http://schemas.microsoft.com/office/word/2010/wordml" xmlns:w15="http://schemas.microsoft.com/office/word/2012/wordml" xmlns:w16cei="http://schemas.microsoft.com/office/word/2026/wordml/cei" xmlns:w16cex="http://schemas.microsoft.com/office/word/2018/wordml/cex" xmlns:w16cid="http://schemas.microsoft.com/office/word/2016/wordml/cid" xmlns:w16="http://schemas.microsoft.com/office/word/2018/wordml" xmlns:w16du="http://schemas.microsoft.com/office/word/2023/wordml/word16du" xmlns:w16sdtdh="http://schemas.microsoft.com/office/word/2020/wordml/sdtdatahash" xmlns:w16sdtfl="http://schemas.microsoft.com/office/word/2024/wordml/sdtformatlock" xmlns:w16se="http://schemas.microsoft.com/office/word/2015/wordml/symex" xmlns:wpg="http://schemas.microsoft.com/office/word/2010/wordprocessingGroup" xmlns:wpi="http://schemas.microsoft.com/office/word/2010/wordprocessingInk" xmlns:wne="http://schemas.microsoft.com/office/word/2006/wordml" xmlns:wps="http://schemas.microsoft.com/office/word/2010/wordprocessingShape" mc:Ignorable="w14 w15 w16se w16cid w16 w16cex w16sdtdh w16sdtfl w16du wp14">
+<w:footnotes xmlns:wpc="http://schemas.microsoft.com/office/word/2010/wordprocessingCanvas" xmlns:cx="http://schemas.microsoft.com/office/drawing/2014/chartex" xmlns:cx1="http://schemas.microsoft.com/office/drawing/2015/9/8/chartex" xmlns:cx2="http://schemas.microsoft.com/office/drawing/2015/10/21/chartex" xmlns:cx3="http://schemas.microsoft.com/office/drawing/2016/5/9/chartex" xmlns:cx4="http://schemas.microsoft.com/office/drawing/2016/5/10/chartex" xmlns:cx5="http://schemas.microsoft.com/office/drawing/2016/5/11/chartex" xmlns:cx6="http://schemas.microsoft.com/office/drawing/2016/5/12/chartex" xmlns:cx7="http://schemas.microsoft.com/office/drawing/2016/5/13/chartex" xmlns:cx8="http://schemas.microsoft.com/office/drawing/2016/5/14/chartex" xmlns:mc="http://schemas.openxmlformats.org/markup-compatibility/2006" xmlns:aink="http://schemas.microsoft.com/office/drawing/2016/ink" xmlns:am3d="http://schemas.microsoft.com/office/drawing/2017/model3d" xmlns:o="urn:schemas-microsoft-com:office:office" xmlns:oel="http://schemas.microsoft.com/office/2019/extlst" xmlns:r="http://schemas.openxmlformats.org/officeDocument/2006/relationships" xmlns:m="http://schemas.openxmlformats.org/officeDocument/2006/math" xmlns:v="urn:schemas-microsoft-com:vml" xmlns:wp14="http://schemas.microsoft.com/office/word/2010/wordprocessingDrawing" xmlns:wp="http://schemas.openxmlformats.org/drawingml/2006/wordprocessingDrawing" xmlns:w10="urn:schemas-microsoft-com:office:word" xmlns:w="http://schemas.openxmlformats.org/wordprocessingml/2006/main" xmlns:w14="http://schemas.microsoft.com/office/word/2010/wordml" xmlns:w15="http://schemas.microsoft.com/office/word/2012/wordml" xmlns:w16cex="http://schemas.microsoft.com/office/word/2018/wordml/cex" xmlns:w16cid="http://schemas.microsoft.com/office/word/2016/wordml/cid" xmlns:w16="http://schemas.microsoft.com/office/word/2018/wordml" xmlns:w16du="http://schemas.microsoft.com/office/word/2023/wordml/word16du" xmlns:w16sdtdh="http://schemas.microsoft.com/office/word/2020/wordml/sdtdatahash" xmlns:w16sdtfl="http://schemas.microsoft.com/office/word/2024/wordml/sdtformatlock" xmlns:w16se="http://schemas.microsoft.com/office/word/2015/wordml/symex" xmlns:wpg="http://schemas.microsoft.com/office/word/2010/wordprocessingGroup" xmlns:wpi="http://schemas.microsoft.com/office/word/2010/wordprocessingInk" xmlns:wne="http://schemas.microsoft.com/office/word/2006/wordml" xmlns:wps="http://schemas.microsoft.com/office/word/2010/wordprocessingShape" mc:Ignorable="w14 w15 w16se w16cid w16 w16cex w16sdtdh w16sdtfl w16du wp14">
   <w:footnote w:type="separator" w:id="-1">
     <w:p>
       <w:r>
@@ -2105,7 +1298,7 @@
 </file>
 
 <file path=word/numbering.xml><?xml version="1.0" encoding="utf-8"?>
-<w:numbering xmlns:wpc="http://schemas.microsoft.com/office/word/2010/wordprocessingCanvas" xmlns:cx="http://schemas.microsoft.com/office/drawing/2014/chartex" xmlns:cx1="http://schemas.microsoft.com/office/drawing/2015/9/8/chartex" xmlns:cx2="http://schemas.microsoft.com/office/drawing/2015/10/21/chartex" xmlns:cx3="http://schemas.microsoft.com/office/drawing/2016/5/9/chartex" xmlns:cx4="http://schemas.microsoft.com/office/drawing/2016/5/10/chartex" xmlns:cx5="http://schemas.microsoft.com/office/drawing/2016/5/11/chartex" xmlns:cx6="http://schemas.microsoft.com/office/drawing/2016/5/12/chartex" xmlns:cx7="http://schemas.microsoft.com/office/drawing/2016/5/13/chartex" xmlns:cx8="http://schemas.microsoft.com/office/drawing/2016/5/14/chartex" xmlns:mc="http://schemas.openxmlformats.org/markup-compatibility/2006" xmlns:aink="http://schemas.microsoft.com/office/drawing/2016/ink" xmlns:am3d="http://schemas.microsoft.com/office/drawing/2017/model3d" xmlns:o="urn:schemas-microsoft-com:office:office" xmlns:oel="http://schemas.microsoft.com/office/2019/extlst" xmlns:r="http://schemas.openxmlformats.org/officeDocument/2006/relationships" xmlns:m="http://schemas.openxmlformats.org/officeDocument/2006/math" xmlns:v="urn:schemas-microsoft-com:vml" xmlns:wp14="http://schemas.microsoft.com/office/word/2010/wordprocessingDrawing" xmlns:wp="http://schemas.openxmlformats.org/drawingml/2006/wordprocessingDrawing" xmlns:w10="urn:schemas-microsoft-com:office:word" xmlns:w="http://schemas.openxmlformats.org/wordprocessingml/2006/main" xmlns:w14="http://schemas.microsoft.com/office/word/2010/wordml" xmlns:w15="http://schemas.microsoft.com/office/word/2012/wordml" xmlns:w16cei="http://schemas.microsoft.com/office/word/2026/wordml/cei" xmlns:w16cex="http://schemas.microsoft.com/office/word/2018/wordml/cex" xmlns:w16cid="http://schemas.microsoft.com/office/word/2016/wordml/cid" xmlns:w16="http://schemas.microsoft.com/office/word/2018/wordml" xmlns:w16du="http://schemas.microsoft.com/office/word/2023/wordml/word16du" xmlns:w16sdtdh="http://schemas.microsoft.com/office/word/2020/wordml/sdtdatahash" xmlns:w16sdtfl="http://schemas.microsoft.com/office/word/2024/wordml/sdtformatlock" xmlns:w16se="http://schemas.microsoft.com/office/word/2015/wordml/symex" xmlns:wpg="http://schemas.microsoft.com/office/word/2010/wordprocessingGroup" xmlns:wpi="http://schemas.microsoft.com/office/word/2010/wordprocessingInk" xmlns:wne="http://schemas.microsoft.com/office/word/2006/wordml" xmlns:wps="http://schemas.microsoft.com/office/word/2010/wordprocessingShape" mc:Ignorable="w14 w15 w16se w16cid w16 w16cex w16sdtdh w16sdtfl w16du wp14">
+<w:numbering xmlns:wpc="http://schemas.microsoft.com/office/word/2010/wordprocessingCanvas" xmlns:cx="http://schemas.microsoft.com/office/drawing/2014/chartex" xmlns:cx1="http://schemas.microsoft.com/office/drawing/2015/9/8/chartex" xmlns:cx2="http://schemas.microsoft.com/office/drawing/2015/10/21/chartex" xmlns:cx3="http://schemas.microsoft.com/office/drawing/2016/5/9/chartex" xmlns:cx4="http://schemas.microsoft.com/office/drawing/2016/5/10/chartex" xmlns:cx5="http://schemas.microsoft.com/office/drawing/2016/5/11/chartex" xmlns:cx6="http://schemas.microsoft.com/office/drawing/2016/5/12/chartex" xmlns:cx7="http://schemas.microsoft.com/office/drawing/2016/5/13/chartex" xmlns:cx8="http://schemas.microsoft.com/office/drawing/2016/5/14/chartex" xmlns:mc="http://schemas.openxmlformats.org/markup-compatibility/2006" xmlns:aink="http://schemas.microsoft.com/office/drawing/2016/ink" xmlns:am3d="http://schemas.microsoft.com/office/drawing/2017/model3d" xmlns:o="urn:schemas-microsoft-com:office:office" xmlns:oel="http://schemas.microsoft.com/office/2019/extlst" xmlns:r="http://schemas.openxmlformats.org/officeDocument/2006/relationships" xmlns:m="http://schemas.openxmlformats.org/officeDocument/2006/math" xmlns:v="urn:schemas-microsoft-com:vml" xmlns:wp14="http://schemas.microsoft.com/office/word/2010/wordprocessingDrawing" xmlns:wp="http://schemas.openxmlformats.org/drawingml/2006/wordprocessingDrawing" xmlns:w10="urn:schemas-microsoft-com:office:word" xmlns:w="http://schemas.openxmlformats.org/wordprocessingml/2006/main" xmlns:w14="http://schemas.microsoft.com/office/word/2010/wordml" xmlns:w15="http://schemas.microsoft.com/office/word/2012/wordml" xmlns:w16cex="http://schemas.microsoft.com/office/word/2018/wordml/cex" xmlns:w16cid="http://schemas.microsoft.com/office/word/2016/wordml/cid" xmlns:w16="http://schemas.microsoft.com/office/word/2018/wordml" xmlns:w16du="http://schemas.microsoft.com/office/word/2023/wordml/word16du" xmlns:w16sdtdh="http://schemas.microsoft.com/office/word/2020/wordml/sdtdatahash" xmlns:w16sdtfl="http://schemas.microsoft.com/office/word/2024/wordml/sdtformatlock" xmlns:w16se="http://schemas.microsoft.com/office/word/2015/wordml/symex" xmlns:wpg="http://schemas.microsoft.com/office/word/2010/wordprocessingGroup" xmlns:wpi="http://schemas.microsoft.com/office/word/2010/wordprocessingInk" xmlns:wne="http://schemas.microsoft.com/office/word/2006/wordml" xmlns:wps="http://schemas.microsoft.com/office/word/2010/wordprocessingShape" mc:Ignorable="w14 w15 w16se w16cid w16 w16cex w16sdtdh w16sdtfl w16du wp14">
   <w:abstractNum w:abstractNumId="0" w15:restartNumberingAfterBreak="0">
     <w:nsid w:val="634B0F94"/>
     <w:multiLevelType w:val="hybridMultilevel"/>

--- a/doc/Sample_Request_Form_Detailed.docx
+++ b/doc/Sample_Request_Form_Detailed.docx
@@ -69,15 +69,7 @@
                 <w:sz w:val="28"/>
                 <w:szCs w:val="28"/>
               </w:rPr>
-              <w:t>詳細應用需求評估</w:t>
-            </w:r>
-            <w:r>
-              <w:rPr>
-                <w:color w:val="475569"/>
-                <w:sz w:val="22"/>
-                <w:szCs w:val="22"/>
-              </w:rPr>
-              <w:t xml:space="preserve"> </w:t>
+              <w:t>樣品申請與技術需求評估單</w:t>
             </w:r>
           </w:p>
         </w:tc>
@@ -214,7 +206,7 @@
                 <w:sz w:val="22"/>
                 <w:szCs w:val="22"/>
               </w:rPr>
-              <w:t xml:space="preserve">公司名稱 </w:t>
+              <w:t>公司名稱</w:t>
             </w:r>
           </w:p>
         </w:tc>
@@ -225,18 +217,10 @@
           <w:p>
             <w:pPr>
               <w:rPr>
-                <w:sz w:val="24"/>
-                <w:szCs w:val="32"/>
-              </w:rPr>
-            </w:pPr>
-            <w:r>
-              <w:rPr>
-                <w:rFonts w:ascii="新細明體" w:eastAsia="新細明體" w:hAnsi="新細明體" w:hint="eastAsia"/>
-                <w:sz w:val="24"/>
-                <w:szCs w:val="32"/>
-              </w:rPr>
-              <w:t>台灣立邦塗料股份有限公司</w:t>
-            </w:r>
+                <w:sz w:val="22"/>
+                <w:szCs w:val="22"/>
+              </w:rPr>
+            </w:pPr>
           </w:p>
         </w:tc>
         <w:tc>
@@ -273,21 +257,13 @@
                 <w:szCs w:val="22"/>
               </w:rPr>
             </w:pPr>
-            <w:r>
-              <w:rPr>
-                <w:rFonts w:ascii="細明體" w:eastAsia="細明體" w:hAnsi="細明體" w:hint="eastAsia"/>
-                <w:sz w:val="24"/>
-                <w:szCs w:val="32"/>
-              </w:rPr>
-              <w:t>蒯德榮/經理</w:t>
-            </w:r>
           </w:p>
         </w:tc>
       </w:tr>
       <w:tr>
         <w:tc>
           <w:tcPr>
-            <w:tcW w:w="0" w:type="auto"/>
+            <w:tcW w:w="1000" w:type="pct"/>
             <w:shd w:val="clear" w:color="auto" w:fill="F1F5F9"/>
           </w:tcPr>
           <w:p>
@@ -304,34 +280,26 @@
                 <w:sz w:val="22"/>
                 <w:szCs w:val="22"/>
               </w:rPr>
-              <w:t xml:space="preserve">Email </w:t>
-            </w:r>
-          </w:p>
-        </w:tc>
-        <w:tc>
-          <w:tcPr>
-            <w:tcW w:w="0" w:type="auto"/>
-          </w:tcPr>
-          <w:p>
-            <w:pPr>
-              <w:rPr>
-                <w:sz w:val="22"/>
-                <w:szCs w:val="22"/>
-              </w:rPr>
-            </w:pPr>
-            <w:r>
-              <w:rPr>
-                <w:rFonts w:ascii="新細明體" w:eastAsia="新細明體" w:hAnsi="新細明體" w:cs="Times New Roman"/>
-                <w:sz w:val="24"/>
-                <w:szCs w:val="24"/>
-              </w:rPr>
-              <w:t>cleaven_kuai@nipponpaint.com.tw</w:t>
-            </w:r>
-          </w:p>
-        </w:tc>
-        <w:tc>
-          <w:tcPr>
-            <w:tcW w:w="0" w:type="auto"/>
+              <w:t>電話及分機</w:t>
+            </w:r>
+          </w:p>
+        </w:tc>
+        <w:tc>
+          <w:tcPr>
+            <w:tcW w:w="1500" w:type="pct"/>
+          </w:tcPr>
+          <w:p>
+            <w:pPr>
+              <w:rPr>
+                <w:sz w:val="22"/>
+                <w:szCs w:val="22"/>
+              </w:rPr>
+            </w:pPr>
+          </w:p>
+        </w:tc>
+        <w:tc>
+          <w:tcPr>
+            <w:tcW w:w="1000" w:type="pct"/>
             <w:shd w:val="clear" w:color="auto" w:fill="F1F5F9"/>
           </w:tcPr>
           <w:p>
@@ -348,42 +316,28 @@
                 <w:sz w:val="22"/>
                 <w:szCs w:val="22"/>
               </w:rPr>
-              <w:t xml:space="preserve">聯絡電話 / 手機 </w:t>
-            </w:r>
-          </w:p>
-        </w:tc>
-        <w:tc>
-          <w:tcPr>
-            <w:tcW w:w="0" w:type="auto"/>
-          </w:tcPr>
-          <w:p>
-            <w:pPr>
-              <w:rPr>
-                <w:sz w:val="22"/>
-                <w:szCs w:val="22"/>
-              </w:rPr>
-            </w:pPr>
-            <w:r>
-              <w:rPr>
-                <w:rFonts w:ascii="細明體" w:eastAsia="細明體" w:hAnsi="細明體" w:hint="eastAsia"/>
-                <w:szCs w:val="24"/>
-              </w:rPr>
-              <w:t>03-4529529#405</w:t>
-            </w:r>
-            <w:r>
-              <w:rPr>
-                <w:rFonts w:ascii="新細明體" w:eastAsia="新細明體" w:hAnsi="新細明體" w:hint="eastAsia"/>
-                <w:szCs w:val="24"/>
-              </w:rPr>
-              <w:t xml:space="preserve">  </w:t>
-            </w:r>
+              <w:t>手機號碼</w:t>
+            </w:r>
+          </w:p>
+        </w:tc>
+        <w:tc>
+          <w:tcPr>
+            <w:tcW w:w="1500" w:type="pct"/>
+          </w:tcPr>
+          <w:p>
+            <w:pPr>
+              <w:rPr>
+                <w:sz w:val="22"/>
+                <w:szCs w:val="22"/>
+              </w:rPr>
+            </w:pPr>
           </w:p>
         </w:tc>
       </w:tr>
       <w:tr>
         <w:tc>
           <w:tcPr>
-            <w:tcW w:w="0" w:type="auto"/>
+            <w:tcW w:w="1000" w:type="pct"/>
             <w:shd w:val="clear" w:color="auto" w:fill="F1F5F9"/>
           </w:tcPr>
           <w:p>
@@ -400,37 +354,64 @@
                 <w:sz w:val="22"/>
                 <w:szCs w:val="22"/>
               </w:rPr>
+              <w:t>電子信箱</w:t>
+            </w:r>
+          </w:p>
+        </w:tc>
+        <w:tc>
+          <w:tcPr>
+            <w:tcW w:w="1500" w:type="pct"/>
+          </w:tcPr>
+          <w:p>
+            <w:pPr>
+              <w:rPr>
+                <w:sz w:val="22"/>
+                <w:szCs w:val="22"/>
+              </w:rPr>
+            </w:pPr>
+          </w:p>
+        </w:tc>
+        <w:tc>
+          <w:tcPr>
+            <w:tcW w:w="1000" w:type="pct"/>
+            <w:shd w:val="clear" w:color="auto" w:fill="F1F5F9"/>
+          </w:tcPr>
+          <w:p>
+            <w:pPr>
+              <w:rPr>
+                <w:sz w:val="22"/>
+                <w:szCs w:val="22"/>
+              </w:rPr>
+            </w:pPr>
+            <w:r>
+              <w:rPr>
+                <w:b/>
+                <w:bCs/>
+                <w:sz w:val="22"/>
+                <w:szCs w:val="22"/>
+              </w:rPr>
               <w:t>傳真號碼</w:t>
             </w:r>
           </w:p>
         </w:tc>
         <w:tc>
           <w:tcPr>
-            <w:tcW w:w="0" w:type="auto"/>
-            <w:gridSpan w:val="3"/>
-          </w:tcPr>
-          <w:p>
-            <w:pPr>
-              <w:rPr>
-                <w:sz w:val="22"/>
-                <w:szCs w:val="22"/>
-              </w:rPr>
-            </w:pPr>
-            <w:r>
-              <w:rPr>
-                <w:rFonts w:ascii="新細明體" w:eastAsia="新細明體" w:hAnsi="新細明體" w:cs="Times New Roman"/>
-                <w:sz w:val="24"/>
-                <w:szCs w:val="24"/>
-              </w:rPr>
-              <w:t>03-4529555</w:t>
-            </w:r>
+            <w:tcW w:w="1500" w:type="pct"/>
+          </w:tcPr>
+          <w:p>
+            <w:pPr>
+              <w:rPr>
+                <w:sz w:val="22"/>
+                <w:szCs w:val="22"/>
+              </w:rPr>
+            </w:pPr>
           </w:p>
         </w:tc>
       </w:tr>
       <w:tr>
         <w:tc>
           <w:tcPr>
-            <w:tcW w:w="0" w:type="auto"/>
+            <w:tcW w:w="1000" w:type="pct"/>
             <w:shd w:val="clear" w:color="auto" w:fill="F1F5F9"/>
           </w:tcPr>
           <w:p>
@@ -447,31 +428,22 @@
                 <w:sz w:val="22"/>
                 <w:szCs w:val="22"/>
               </w:rPr>
-              <w:t xml:space="preserve">寄送地址 </w:t>
-            </w:r>
-          </w:p>
-        </w:tc>
-        <w:tc>
-          <w:tcPr>
-            <w:tcW w:w="0" w:type="auto"/>
+              <w:t>樣品寄送地址</w:t>
+            </w:r>
+          </w:p>
+        </w:tc>
+        <w:tc>
+          <w:tcPr>
+            <w:tcW w:w="4000" w:type="pct"/>
             <w:gridSpan w:val="3"/>
-            <w:vAlign w:val="center"/>
-          </w:tcPr>
-          <w:p>
-            <w:pPr>
-              <w:rPr>
-                <w:sz w:val="22"/>
-                <w:szCs w:val="22"/>
-              </w:rPr>
-            </w:pPr>
-            <w:r>
-              <w:rPr>
-                <w:rFonts w:ascii="新細明體" w:eastAsia="新細明體" w:hAnsi="新細明體" w:cs="Times New Roman" w:hint="eastAsia"/>
-                <w:sz w:val="24"/>
-                <w:szCs w:val="24"/>
-              </w:rPr>
-              <w:t>桃園市中壢區東園路24號</w:t>
-            </w:r>
+          </w:tcPr>
+          <w:p>
+            <w:pPr>
+              <w:rPr>
+                <w:sz w:val="22"/>
+                <w:szCs w:val="22"/>
+              </w:rPr>
+            </w:pPr>
           </w:p>
         </w:tc>
       </w:tr>
@@ -559,18 +531,17 @@
           </w:tcPr>
           <w:p>
             <w:r>
-              <w:t xml:space="preserve">☐ PTFE取代   ☐ 粉體塗料   ☐ 一般工業塗料   ☐ 卷鋼塗料   ☐ 罐頭塗料   ☐ 螺絲塗料 </w:t>
-            </w:r>
-          </w:p>
-          <w:p>
-            <w:pPr>
-              <w:rPr>
-                <w:sz w:val="22"/>
-                <w:szCs w:val="22"/>
-              </w:rPr>
-            </w:pPr>
-            <w:r>
-              <w:t>☐ 貨櫃塗料   ☐ 一般油墨   ☐ UV油墨   ☐ 地板塗料   ☐ 木器漆   ☐ 皮革塗料</w:t>
+              <w:t>☐ 一般工業塗料   ☐ 卷鋼塗料   ☐ 罐頭塗料   ☐ 螺絲塗料   ☐ 貨櫃塗料   ☐ 粉體塗料</w:t>
+            </w:r>
+          </w:p>
+          <w:p>
+            <w:r>
+              <w:t>☐ 地板塗料   ☐ 木器漆   ☐ 皮革塗料   ☐ 一般油墨   ☐ UV油墨</w:t>
+            </w:r>
+          </w:p>
+          <w:p>
+            <w:r>
+              <w:t>☐ 接著劑   ☐ 密封膠   ☐ 樹脂合成(酯化)   ☐ 其他：_________________________</w:t>
             </w:r>
           </w:p>
         </w:tc>
@@ -624,7 +595,7 @@
               </w:rPr>
             </w:pPr>
             <w:r>
-              <w:t>☐ 密著改善   ☐ 分散   ☐ PTFE取代   ☐ 耐刮   ☐ 耐磨   ☐ 耐拋光 ☐ 耐摩擦   ☐ 滑爽   ☐ 防滑   ☐ 消光   ☐ 柔感   ☐ 織紋 其他功能：_________________________________________________________________________</w:t>
+              <w:t>☐ 密著促進/改善   ☐ 交聯   ☐ 催化劑   ☐ 表面處理   ☐ 分散   ☐ PTFE取代   ☐ 耐刮   ☐ 耐磨   ☐ 耐拋光   ☐ 耐摩擦   ☐ 滑爽   ☐ 防滑   ☐ 消光   ☐ 柔感   ☐ 織紋   其他需求：____________________________________________________</w:t>
             </w:r>
           </w:p>
         </w:tc>
@@ -663,7 +634,7 @@
               </w:rPr>
             </w:pPr>
             <w:r>
-              <w:t>☐ 水性   ☐ 醇溶性   ☐ 油性(溶劑型)   ☐ UV硬化</w:t>
+              <w:t xml:space="preserve">☐ 水性   ☐ 醇溶性   ☐ 油性(溶劑型)   ☐ UV硬化   ☐ 無溶劑 </w:t>
             </w:r>
           </w:p>
         </w:tc>
@@ -703,6 +674,9 @@
             </w:pPr>
             <w:r>
               <w:t>組份：☐ 單組份   ☐ 雙組份      |      外觀：☐ 透明   ☐ 有顏色</w:t>
+            </w:r>
+            <w:r>
+              <w:t>：_________________________</w:t>
             </w:r>
           </w:p>
         </w:tc>
@@ -775,14 +749,29 @@
             <w:tcW w:w="4000" w:type="pct"/>
           </w:tcPr>
           <w:p>
-            <w:pPr>
-              <w:rPr>
-                <w:sz w:val="22"/>
-                <w:szCs w:val="22"/>
-              </w:rPr>
-            </w:pPr>
-            <w:r>
-              <w:t>塑膠：☐ PVC  ☐ ABS  ☐ PC  ☐ PET  ☐ PP  ☐ EPDM  ☐ 尼龍  ☐ EVA  ☐ 橡膠  ☐ 薄膜  ☐ PMMA板材 金屬：☐ 鐵  ☐ 不鏽鋼  ☐ 鋁合金  ☐ 鍍鋅鋼板 皮革紡織：☐ 真皮  ☐ PU合成皮  ☐ PV合成皮  ☐ 紡織品 其它：☐ 木頭  ☐ 玻璃  ☐ 石材    其他材質描述：_____________________________________</w:t>
+            <w:r>
+              <w:t xml:space="preserve">塑膠：☐ PVC  ☐ ABS  ☐ PC  ☐ PET  ☐ PP  ☐ EPDM  ☐ 尼龍  ☐ EVA  ☐ 橡膠  ☐ 薄膜  ☐ PMMA板材 </w:t>
+            </w:r>
+          </w:p>
+          <w:p>
+            <w:r>
+              <w:t xml:space="preserve">金屬：☐ 鐵  ☐ 不鏽鋼  ☐ 鋁合金  ☐ 鍍鋅鋼板 </w:t>
+            </w:r>
+          </w:p>
+          <w:p>
+            <w:r>
+              <w:t xml:space="preserve">皮革紡織：☐ 真皮  ☐ PU合成皮  ☐ PV合成皮  ☐ 紡織品 </w:t>
+            </w:r>
+          </w:p>
+          <w:p>
+            <w:pPr>
+              <w:rPr>
+                <w:sz w:val="22"/>
+                <w:szCs w:val="22"/>
+              </w:rPr>
+            </w:pPr>
+            <w:r>
+              <w:t>其它：☐ 木材  ☐ 玻璃  ☐ 石材    其他材質描述：_____________________________________</w:t>
             </w:r>
           </w:p>
         </w:tc>
@@ -835,6 +824,7 @@
           <w:p>
             <w:pPr>
               <w:rPr>
+                <w:rFonts w:hint="eastAsia"/>
                 <w:b/>
                 <w:bCs/>
               </w:rPr>
@@ -847,21 +837,6 @@
               <w:t xml:space="preserve">樹脂系統 </w:t>
             </w:r>
           </w:p>
-          <w:p>
-            <w:pPr>
-              <w:rPr>
-                <w:sz w:val="22"/>
-                <w:szCs w:val="22"/>
-              </w:rPr>
-            </w:pPr>
-            <w:r>
-              <w:rPr>
-                <w:b/>
-                <w:bCs/>
-              </w:rPr>
-              <w:t>（可複選）</w:t>
-            </w:r>
-          </w:p>
         </w:tc>
         <w:tc>
           <w:tcPr>
@@ -880,7 +855,34 @@
               </w:rPr>
             </w:pPr>
             <w:r>
-              <w:t>☐ UPE不飽和聚酯   ☐ 聚酯   ☐ 氟碳   ☐ 矽利康   ☐ 無機奈米</w:t>
+              <w:t xml:space="preserve">☐ </w:t>
+            </w:r>
+            <w:r>
+              <w:rPr>
+                <w:rFonts w:hint="eastAsia"/>
+              </w:rPr>
+              <w:t>poly(</w:t>
+            </w:r>
+            <w:r>
+              <w:t>UPE不飽和聚酯</w:t>
+            </w:r>
+            <w:r>
+              <w:rPr>
+                <w:rFonts w:hint="eastAsia"/>
+              </w:rPr>
+              <w:t>)</w:t>
+            </w:r>
+            <w:r>
+              <w:t xml:space="preserve">   ☐ 聚酯   ☐ 氟碳   ☐ 矽利康   ☐ 無機奈米</w:t>
+            </w:r>
+            <w:r>
+              <w:rPr>
+                <w:rFonts w:hint="eastAsia"/>
+              </w:rPr>
+              <w:t xml:space="preserve">  </w:t>
+            </w:r>
+            <w:r>
+              <w:t>其他材質描述：__________</w:t>
             </w:r>
           </w:p>
         </w:tc>
@@ -944,7 +946,7 @@
                 <w:sz w:val="18"/>
                 <w:szCs w:val="18"/>
               </w:rPr>
-              <w:t>（例如：八大重金屬、EN-71、RoHS...）</w:t>
+              <w:t>（例如：八大重金屬、EN-71、RoHS、REACH、無鹵、FDA等規範）</w:t>
             </w:r>
           </w:p>
         </w:tc>
@@ -952,6 +954,51 @@
       <w:tr>
         <w:tc>
           <w:tcPr>
+            <w:tcW w:w="1000" w:type="pct"/>
+            <w:shd w:val="clear" w:color="auto" w:fill="F1F5F9"/>
+          </w:tcPr>
+          <w:p>
+            <w:pPr>
+              <w:rPr>
+                <w:sz w:val="18"/>
+                <w:szCs w:val="18"/>
+              </w:rPr>
+            </w:pPr>
+            <w:r>
+              <w:rPr>
+                <w:b/>
+                <w:bCs/>
+                <w:sz w:val="22"/>
+                <w:szCs w:val="22"/>
+              </w:rPr>
+              <w:t>索樣產品資訊</w:t>
+            </w:r>
+          </w:p>
+        </w:tc>
+        <w:tc>
+          <w:tcPr>
+            <w:tcW w:w="4000" w:type="pct"/>
+          </w:tcPr>
+          <w:p>
+            <w:r>
+              <w:t>產品名稱/型號：________________________索樣數量：________________</w:t>
+            </w:r>
+          </w:p>
+          <w:p>
+            <w:pPr>
+              <w:rPr>
+                <w:rFonts w:hint="eastAsia"/>
+              </w:rPr>
+            </w:pPr>
+            <w:r>
+              <w:t>產品名稱/型號：________________________索樣數量：________________</w:t>
+            </w:r>
+          </w:p>
+        </w:tc>
+      </w:tr>
+      <w:tr>
+        <w:tc>
+          <w:tcPr>
             <w:tcW w:w="0" w:type="auto"/>
             <w:shd w:val="clear" w:color="auto" w:fill="F1F5F9"/>
           </w:tcPr>
@@ -967,7 +1014,7 @@
                 <w:b/>
                 <w:bCs/>
               </w:rPr>
-              <w:t>索樣產品</w:t>
+              <w:t>需求文件</w:t>
             </w:r>
           </w:p>
         </w:tc>
@@ -978,94 +1025,12 @@
           <w:p>
             <w:pPr>
               <w:rPr>
-                <w:rFonts w:hint="eastAsia"/>
-              </w:rPr>
-            </w:pPr>
-            <w:proofErr w:type="spellStart"/>
-            <w:r>
-              <w:rPr>
-                <w:rFonts w:hint="eastAsia"/>
-              </w:rPr>
-              <w:t>Superslip</w:t>
-            </w:r>
-            <w:proofErr w:type="spellEnd"/>
-            <w:r>
-              <w:rPr>
-                <w:rFonts w:hint="eastAsia"/>
-              </w:rPr>
-              <w:t xml:space="preserve"> 6515AL 75g、</w:t>
-            </w:r>
-            <w:proofErr w:type="spellStart"/>
-            <w:r>
-              <w:t>P</w:t>
-            </w:r>
-            <w:r>
-              <w:rPr>
-                <w:rFonts w:hint="eastAsia"/>
-              </w:rPr>
-              <w:t>olyGlide</w:t>
-            </w:r>
-            <w:proofErr w:type="spellEnd"/>
-            <w:r>
-              <w:rPr>
-                <w:rFonts w:hint="eastAsia"/>
-              </w:rPr>
-              <w:t xml:space="preserve"> 1226XF 75g</w:t>
-            </w:r>
-          </w:p>
-          <w:p>
-            <w:pPr>
-              <w:rPr>
-                <w:sz w:val="22"/>
-                <w:szCs w:val="22"/>
-              </w:rPr>
-            </w:pPr>
-            <w:r>
-              <w:rPr>
-                <w:color w:val="475569"/>
-                <w:sz w:val="18"/>
-                <w:szCs w:val="18"/>
-              </w:rPr>
-              <w:t>（請填寫預計索取的產品名稱與數量）</w:t>
-            </w:r>
-          </w:p>
-        </w:tc>
-      </w:tr>
-      <w:tr>
-        <w:tc>
-          <w:tcPr>
-            <w:tcW w:w="0" w:type="auto"/>
-            <w:shd w:val="clear" w:color="auto" w:fill="F1F5F9"/>
-          </w:tcPr>
-          <w:p>
-            <w:pPr>
-              <w:rPr>
-                <w:sz w:val="22"/>
-                <w:szCs w:val="22"/>
-              </w:rPr>
-            </w:pPr>
-            <w:r>
-              <w:rPr>
-                <w:b/>
-                <w:bCs/>
-              </w:rPr>
-              <w:t>需求文件</w:t>
-            </w:r>
-          </w:p>
-        </w:tc>
-        <w:tc>
-          <w:tcPr>
-            <w:tcW w:w="0" w:type="auto"/>
-          </w:tcPr>
-          <w:p>
-            <w:pPr>
-              <w:rPr>
-                <w:sz w:val="22"/>
-                <w:szCs w:val="22"/>
-              </w:rPr>
-            </w:pPr>
-            <w:r>
-              <w:t>TDS 產品說明書：☐ 中文   ☐ 英文      |      SDS 安全資料表：☐ 中文   ☐ 英文</w:t>
+                <w:sz w:val="22"/>
+                <w:szCs w:val="22"/>
+              </w:rPr>
+            </w:pPr>
+            <w:r>
+              <w:t xml:space="preserve">TDS 產品技術說明書：☐ 中文   ☐ 英文    |    SDS 安全資料表：☐ 中文   ☐ 英文   </w:t>
             </w:r>
           </w:p>
         </w:tc>
@@ -1145,7 +1110,11 @@
               </w:rPr>
             </w:pPr>
             <w:r>
-              <w:t>請填寫曾經試用過的樣品名稱、編號或評估結果：  __________________________________________________________________________________</w:t>
+              <w:t>請填寫曾經試用過之樣品名稱、型號、競品或測試評估結果：</w:t>
+            </w:r>
+            <w:r>
+              <w:br/>
+              <w:t>__________________________________________________________________________________</w:t>
             </w:r>
           </w:p>
         </w:tc>
@@ -1211,8 +1180,8 @@
       <w:pPr>
         <w:spacing w:before="20"/>
         <w:rPr>
-          <w:sz w:val="22"/>
-          <w:szCs w:val="22"/>
+          <w:b/>
+          <w:bCs/>
         </w:rPr>
       </w:pPr>
       <w:r>
@@ -1247,6 +1216,30 @@
       </w:r>
       <w:r>
         <w:t>，我們將儘速為您處理。</w:t>
+      </w:r>
+      <w:r>
+        <w:rPr>
+          <w:b/>
+          <w:bCs/>
+        </w:rPr>
+        <w:t xml:space="preserve">                </w:t>
+      </w:r>
+    </w:p>
+    <w:p>
+      <w:pPr>
+        <w:spacing w:before="20"/>
+        <w:jc w:val="right"/>
+        <w:rPr>
+          <w:sz w:val="22"/>
+          <w:szCs w:val="22"/>
+        </w:rPr>
+      </w:pPr>
+      <w:r>
+        <w:rPr>
+          <w:b/>
+          <w:bCs/>
+        </w:rPr>
+        <w:t>填寫日期：______ 年 ______ 月 ______ 日</w:t>
       </w:r>
     </w:p>
     <w:sectPr>
